--- a/Record/Experiment - 3(week -3)/Documentation/Experiment_3.docx
+++ b/Record/Experiment - 3(week -3)/Documentation/Experiment_3.docx
@@ -11,7 +11,7 @@
           <w:rFonts w:ascii="Arial" w:hAnsi="Arial"/>
           <w:b/>
           <w:color w:val="000000"/>
-          <w:sz w:val="34"/>
+          <w:sz w:val="40"/>
         </w:rPr>
         <w:t>LABORATORY OBSERVATION/RECORD</w:t>
       </w:r>
@@ -24,7 +24,7 @@
         <w:rPr>
           <w:rFonts w:ascii="Arial" w:hAnsi="Arial"/>
           <w:b/>
-          <w:color w:val="222222"/>
+          <w:color w:val="000000"/>
           <w:sz w:val="20"/>
         </w:rPr>
         <w:t xml:space="preserve">Course: </w:t>
@@ -46,7 +46,7 @@
         <w:rPr>
           <w:rFonts w:ascii="Arial" w:hAnsi="Arial"/>
           <w:b/>
-          <w:color w:val="222222"/>
+          <w:color w:val="000000"/>
           <w:sz w:val="20"/>
         </w:rPr>
         <w:t xml:space="preserve">Course Code: </w:t>
@@ -68,7 +68,7 @@
         <w:rPr>
           <w:rFonts w:ascii="Arial" w:hAnsi="Arial"/>
           <w:b/>
-          <w:color w:val="222222"/>
+          <w:color w:val="000000"/>
           <w:sz w:val="20"/>
         </w:rPr>
         <w:t xml:space="preserve">Experiment No.: </w:t>
@@ -90,7 +90,7 @@
         <w:rPr>
           <w:rFonts w:ascii="Arial" w:hAnsi="Arial"/>
           <w:b/>
-          <w:color w:val="222222"/>
+          <w:color w:val="000000"/>
           <w:sz w:val="20"/>
         </w:rPr>
         <w:t xml:space="preserve">Student Name: </w:t>
@@ -101,7 +101,29 @@
           <w:color w:val="333333"/>
           <w:sz w:val="20"/>
         </w:rPr>
-        <w:t>V S SRAVAN M</w:t>
+        <w:t>J Satya Srikar</w:t>
+      </w:r>
+    </w:p>
+    <w:p>
+      <w:pPr>
+        <w:spacing w:before="40" w:after="40" w:line="276" w:lineRule="auto"/>
+      </w:pPr>
+      <w:r>
+        <w:rPr>
+          <w:rFonts w:ascii="Arial" w:hAnsi="Arial"/>
+          <w:b/>
+          <w:color w:val="000000"/>
+          <w:sz w:val="20"/>
+        </w:rPr>
+        <w:t xml:space="preserve">Roll No.: </w:t>
+      </w:r>
+      <w:r>
+        <w:rPr>
+          <w:rFonts w:ascii="Arial" w:hAnsi="Arial"/>
+          <w:color w:val="333333"/>
+          <w:sz w:val="20"/>
+        </w:rPr>
+        <w:t>A24126552259</w:t>
       </w:r>
     </w:p>
     <w:p>
@@ -112,10 +134,10 @@
         <w:rPr>
           <w:rFonts w:ascii="Arial" w:hAnsi="Arial"/>
           <w:b/>
-          <w:color w:val="222222"/>
+          <w:color w:val="000000"/>
           <w:sz w:val="20"/>
         </w:rPr>
-        <w:t xml:space="preserve">Roll No.: </w:t>
+        <w:t xml:space="preserve">Branch &amp; Section: </w:t>
       </w:r>
       <w:r>
         <w:rPr>
@@ -123,27 +145,27 @@
           <w:color w:val="333333"/>
           <w:sz w:val="20"/>
         </w:rPr>
-        <w:t>A24126552268</w:t>
+        <w:t>CSM-B</w:t>
       </w:r>
     </w:p>
     <w:p>
       <w:pPr>
-        <w:spacing w:before="120" w:after="120"/>
+        <w:spacing w:before="80" w:after="80"/>
         <w:pBdr>
-          <w:bottom w:val="single" w:sz="6" w:space="1" w:color="D0D0D0"/>
+          <w:bottom w:val="single" w:sz="6" w:space="1" w:color="CCCCCC"/>
         </w:pBdr>
       </w:pPr>
     </w:p>
     <w:p>
       <w:pPr>
         <w:keepNext/>
-        <w:spacing w:before="240" w:after="80"/>
+        <w:spacing w:before="160" w:after="60"/>
       </w:pPr>
       <w:r>
         <w:rPr>
           <w:rFonts w:ascii="Arial" w:hAnsi="Arial"/>
           <w:b/>
-          <w:color w:val="111111"/>
+          <w:color w:val="000000"/>
           <w:sz w:val="26"/>
         </w:rPr>
         <w:t>1. TITLE</w:t>
@@ -151,7 +173,7 @@
     </w:p>
     <w:p>
       <w:pPr>
-        <w:spacing w:before="40" w:after="80" w:line="276" w:lineRule="auto"/>
+        <w:spacing w:before="40" w:after="60" w:line="276" w:lineRule="auto"/>
       </w:pPr>
       <w:r>
         <w:rPr>
@@ -164,22 +186,22 @@
     </w:p>
     <w:p>
       <w:pPr>
-        <w:spacing w:before="120" w:after="120"/>
+        <w:spacing w:before="80" w:after="80"/>
         <w:pBdr>
-          <w:bottom w:val="single" w:sz="6" w:space="1" w:color="D0D0D0"/>
+          <w:bottom w:val="single" w:sz="6" w:space="1" w:color="CCCCCC"/>
         </w:pBdr>
       </w:pPr>
     </w:p>
     <w:p>
       <w:pPr>
         <w:keepNext/>
-        <w:spacing w:before="240" w:after="80"/>
+        <w:spacing w:before="160" w:after="60"/>
       </w:pPr>
       <w:r>
         <w:rPr>
           <w:rFonts w:ascii="Arial" w:hAnsi="Arial"/>
           <w:b/>
-          <w:color w:val="111111"/>
+          <w:color w:val="000000"/>
           <w:sz w:val="26"/>
         </w:rPr>
         <w:t>2. AIM</w:t>
@@ -187,7 +209,7 @@
     </w:p>
     <w:p>
       <w:pPr>
-        <w:spacing w:before="40" w:after="80" w:line="276" w:lineRule="auto"/>
+        <w:spacing w:before="40" w:after="60" w:line="276" w:lineRule="auto"/>
       </w:pPr>
       <w:r>
         <w:rPr>
@@ -200,22 +222,22 @@
     </w:p>
     <w:p>
       <w:pPr>
-        <w:spacing w:before="120" w:after="120"/>
+        <w:spacing w:before="80" w:after="80"/>
         <w:pBdr>
-          <w:bottom w:val="single" w:sz="6" w:space="1" w:color="D0D0D0"/>
+          <w:bottom w:val="single" w:sz="6" w:space="1" w:color="CCCCCC"/>
         </w:pBdr>
       </w:pPr>
     </w:p>
     <w:p>
       <w:pPr>
         <w:keepNext/>
-        <w:spacing w:before="240" w:after="80"/>
+        <w:spacing w:before="160" w:after="60"/>
       </w:pPr>
       <w:r>
         <w:rPr>
           <w:rFonts w:ascii="Arial" w:hAnsi="Arial"/>
           <w:b/>
-          <w:color w:val="111111"/>
+          <w:color w:val="000000"/>
           <w:sz w:val="26"/>
         </w:rPr>
         <w:t>3. OBJECTIVE</w:t>
@@ -223,7 +245,7 @@
     </w:p>
     <w:p>
       <w:pPr>
-        <w:spacing w:before="40" w:after="80" w:line="276" w:lineRule="auto"/>
+        <w:spacing w:before="40" w:after="60" w:line="276" w:lineRule="auto"/>
       </w:pPr>
       <w:r>
         <w:rPr>
@@ -237,7 +259,7 @@
     <w:p>
       <w:pPr>
         <w:pStyle w:val="ListBullet"/>
-        <w:spacing w:before="40" w:after="60" w:line="276" w:lineRule="auto"/>
+        <w:spacing w:before="40" w:after="40" w:line="276" w:lineRule="auto"/>
       </w:pPr>
       <w:r>
         <w:rPr>
@@ -251,7 +273,7 @@
     <w:p>
       <w:pPr>
         <w:pStyle w:val="ListBullet"/>
-        <w:spacing w:before="40" w:after="60" w:line="276" w:lineRule="auto"/>
+        <w:spacing w:before="40" w:after="40" w:line="276" w:lineRule="auto"/>
       </w:pPr>
       <w:r>
         <w:rPr>
@@ -265,7 +287,7 @@
     <w:p>
       <w:pPr>
         <w:pStyle w:val="ListBullet"/>
-        <w:spacing w:before="40" w:after="60" w:line="276" w:lineRule="auto"/>
+        <w:spacing w:before="40" w:after="40" w:line="276" w:lineRule="auto"/>
       </w:pPr>
       <w:r>
         <w:rPr>
@@ -279,7 +301,7 @@
     <w:p>
       <w:pPr>
         <w:pStyle w:val="ListBullet"/>
-        <w:spacing w:before="40" w:after="60" w:line="276" w:lineRule="auto"/>
+        <w:spacing w:before="40" w:after="40" w:line="276" w:lineRule="auto"/>
       </w:pPr>
       <w:r>
         <w:rPr>
@@ -293,7 +315,7 @@
     <w:p>
       <w:pPr>
         <w:pStyle w:val="ListBullet"/>
-        <w:spacing w:before="40" w:after="60" w:line="276" w:lineRule="auto"/>
+        <w:spacing w:before="40" w:after="40" w:line="276" w:lineRule="auto"/>
       </w:pPr>
       <w:r>
         <w:rPr>
@@ -307,7 +329,7 @@
     <w:p>
       <w:pPr>
         <w:pStyle w:val="ListBullet"/>
-        <w:spacing w:before="40" w:after="60" w:line="276" w:lineRule="auto"/>
+        <w:spacing w:before="40" w:after="40" w:line="276" w:lineRule="auto"/>
       </w:pPr>
       <w:r>
         <w:rPr>
@@ -321,7 +343,7 @@
     <w:p>
       <w:pPr>
         <w:pStyle w:val="ListBullet"/>
-        <w:spacing w:before="40" w:after="60" w:line="276" w:lineRule="auto"/>
+        <w:spacing w:before="40" w:after="40" w:line="276" w:lineRule="auto"/>
       </w:pPr>
       <w:r>
         <w:rPr>
@@ -334,22 +356,22 @@
     </w:p>
     <w:p>
       <w:pPr>
-        <w:spacing w:before="120" w:after="120"/>
+        <w:spacing w:before="80" w:after="80"/>
         <w:pBdr>
-          <w:bottom w:val="single" w:sz="6" w:space="1" w:color="D0D0D0"/>
+          <w:bottom w:val="single" w:sz="6" w:space="1" w:color="CCCCCC"/>
         </w:pBdr>
       </w:pPr>
     </w:p>
     <w:p>
       <w:pPr>
         <w:keepNext/>
-        <w:spacing w:before="240" w:after="80"/>
+        <w:spacing w:before="160" w:after="60"/>
       </w:pPr>
       <w:r>
         <w:rPr>
           <w:rFonts w:ascii="Arial" w:hAnsi="Arial"/>
           <w:b/>
-          <w:color w:val="111111"/>
+          <w:color w:val="000000"/>
           <w:sz w:val="26"/>
         </w:rPr>
         <w:t>4. THEORY</w:t>
@@ -357,7 +379,7 @@
     </w:p>
     <w:p>
       <w:pPr>
-        <w:spacing w:before="40" w:after="80" w:line="276" w:lineRule="auto"/>
+        <w:spacing w:before="40" w:after="60" w:line="276" w:lineRule="auto"/>
       </w:pPr>
       <w:r>
         <w:rPr>
@@ -370,13 +392,13 @@
     </w:p>
     <w:p>
       <w:pPr>
-        <w:spacing w:before="40" w:after="80" w:line="276" w:lineRule="auto"/>
+        <w:spacing w:before="40" w:after="60" w:line="276" w:lineRule="auto"/>
       </w:pPr>
       <w:r>
         <w:rPr>
           <w:rFonts w:ascii="Arial" w:hAnsi="Arial"/>
           <w:b/>
-          <w:color w:val="222222"/>
+          <w:color w:val="000000"/>
           <w:sz w:val="20"/>
         </w:rPr>
         <w:t>Theory of Arrays and Functions:</w:t>
@@ -392,13 +414,13 @@
     <w:p>
       <w:pPr>
         <w:pStyle w:val="ListBullet"/>
-        <w:spacing w:before="40" w:after="60" w:line="276" w:lineRule="auto"/>
+        <w:spacing w:before="40" w:after="40" w:line="276" w:lineRule="auto"/>
       </w:pPr>
       <w:r>
         <w:rPr>
           <w:rFonts w:ascii="Arial" w:hAnsi="Arial"/>
           <w:b/>
-          <w:color w:val="222222"/>
+          <w:color w:val="000000"/>
           <w:sz w:val="20"/>
         </w:rPr>
         <w:t xml:space="preserve">Array Fundamentals: </w:t>
@@ -415,13 +437,13 @@
     <w:p>
       <w:pPr>
         <w:pStyle w:val="ListBullet"/>
-        <w:spacing w:before="40" w:after="60" w:line="276" w:lineRule="auto"/>
+        <w:spacing w:before="40" w:after="40" w:line="276" w:lineRule="auto"/>
       </w:pPr>
       <w:r>
         <w:rPr>
           <w:rFonts w:ascii="Arial" w:hAnsi="Arial"/>
           <w:b/>
-          <w:color w:val="222222"/>
+          <w:color w:val="000000"/>
           <w:sz w:val="20"/>
         </w:rPr>
         <w:t xml:space="preserve">Mutating vs Non-Mutating Methods: </w:t>
@@ -438,13 +460,13 @@
     <w:p>
       <w:pPr>
         <w:pStyle w:val="ListBullet"/>
-        <w:spacing w:before="40" w:after="60" w:line="276" w:lineRule="auto"/>
+        <w:spacing w:before="40" w:after="40" w:line="276" w:lineRule="auto"/>
       </w:pPr>
       <w:r>
         <w:rPr>
           <w:rFonts w:ascii="Arial" w:hAnsi="Arial"/>
           <w:b/>
-          <w:color w:val="222222"/>
+          <w:color w:val="000000"/>
           <w:sz w:val="20"/>
         </w:rPr>
         <w:t xml:space="preserve">Array Iteration &amp; Searching: </w:t>
@@ -461,13 +483,13 @@
     <w:p>
       <w:pPr>
         <w:pStyle w:val="ListBullet"/>
-        <w:spacing w:before="40" w:after="60" w:line="276" w:lineRule="auto"/>
+        <w:spacing w:before="40" w:after="40" w:line="276" w:lineRule="auto"/>
       </w:pPr>
       <w:r>
         <w:rPr>
           <w:rFonts w:ascii="Arial" w:hAnsi="Arial"/>
           <w:b/>
-          <w:color w:val="222222"/>
+          <w:color w:val="000000"/>
           <w:sz w:val="20"/>
         </w:rPr>
         <w:t xml:space="preserve">Functions &amp; Arrow Syntax: </w:t>
@@ -484,13 +506,13 @@
     <w:p>
       <w:pPr>
         <w:pStyle w:val="ListBullet"/>
-        <w:spacing w:before="40" w:after="60" w:line="276" w:lineRule="auto"/>
+        <w:spacing w:before="40" w:after="40" w:line="276" w:lineRule="auto"/>
       </w:pPr>
       <w:r>
         <w:rPr>
           <w:rFonts w:ascii="Arial" w:hAnsi="Arial"/>
           <w:b/>
-          <w:color w:val="222222"/>
+          <w:color w:val="000000"/>
           <w:sz w:val="20"/>
         </w:rPr>
         <w:t xml:space="preserve">Parameter Defaults &amp; Template Literals: </w:t>
@@ -506,22 +528,22 @@
     </w:p>
     <w:p>
       <w:pPr>
-        <w:spacing w:before="120" w:after="120"/>
+        <w:spacing w:before="80" w:after="80"/>
         <w:pBdr>
-          <w:bottom w:val="single" w:sz="6" w:space="1" w:color="D0D0D0"/>
+          <w:bottom w:val="single" w:sz="6" w:space="1" w:color="CCCCCC"/>
         </w:pBdr>
       </w:pPr>
     </w:p>
     <w:p>
       <w:pPr>
         <w:keepNext/>
-        <w:spacing w:before="240" w:after="80"/>
+        <w:spacing w:before="160" w:after="60"/>
       </w:pPr>
       <w:r>
         <w:rPr>
           <w:rFonts w:ascii="Arial" w:hAnsi="Arial"/>
           <w:b/>
-          <w:color w:val="111111"/>
+          <w:color w:val="000000"/>
           <w:sz w:val="26"/>
         </w:rPr>
         <w:t>5. ALGORITHM / PROCEDURE</w:t>
@@ -529,8 +551,8 @@
     </w:p>
     <w:p>
       <w:pPr>
-        <w:spacing w:before="40" w:after="60" w:line="276" w:lineRule="auto"/>
-        <w:ind w:left="360"/>
+        <w:spacing w:before="40" w:after="40" w:line="276" w:lineRule="auto"/>
+        <w:ind w:left="288"/>
       </w:pPr>
       <w:r>
         <w:rPr>
@@ -538,12 +560,11 @@
           <w:b/>
           <w:sz w:val="20"/>
         </w:rPr>
-        <w:t xml:space="preserve">1. </w:t>
+        <w:t xml:space="preserve">1.  </w:t>
       </w:r>
       <w:r>
         <w:rPr>
           <w:rFonts w:ascii="Arial" w:hAnsi="Arial"/>
-          <w:color w:val="333333"/>
           <w:sz w:val="20"/>
         </w:rPr>
         <w:t>Create project directories: Record/Experiment - 3(week -3)/Src and Documentation.</w:t>
@@ -551,8 +572,8 @@
     </w:p>
     <w:p>
       <w:pPr>
-        <w:spacing w:before="40" w:after="60" w:line="276" w:lineRule="auto"/>
-        <w:ind w:left="360"/>
+        <w:spacing w:before="40" w:after="40" w:line="276" w:lineRule="auto"/>
+        <w:ind w:left="288"/>
       </w:pPr>
       <w:r>
         <w:rPr>
@@ -560,12 +581,11 @@
           <w:b/>
           <w:sz w:val="20"/>
         </w:rPr>
-        <w:t xml:space="preserve">2. </w:t>
+        <w:t xml:space="preserve">2.  </w:t>
       </w:r>
       <w:r>
         <w:rPr>
           <w:rFonts w:ascii="Arial" w:hAnsi="Arial"/>
-          <w:color w:val="333333"/>
           <w:sz w:val="20"/>
         </w:rPr>
         <w:t>Create arrays.js and functions.js in the Src directory.</w:t>
@@ -573,8 +593,8 @@
     </w:p>
     <w:p>
       <w:pPr>
-        <w:spacing w:before="40" w:after="60" w:line="276" w:lineRule="auto"/>
-        <w:ind w:left="360"/>
+        <w:spacing w:before="40" w:after="40" w:line="276" w:lineRule="auto"/>
+        <w:ind w:left="288"/>
       </w:pPr>
       <w:r>
         <w:rPr>
@@ -582,12 +602,11 @@
           <w:b/>
           <w:sz w:val="20"/>
         </w:rPr>
-        <w:t xml:space="preserve">3. </w:t>
+        <w:t xml:space="preserve">3.  </w:t>
       </w:r>
       <w:r>
         <w:rPr>
           <w:rFonts w:ascii="Arial" w:hAnsi="Arial"/>
-          <w:color w:val="333333"/>
           <w:sz w:val="20"/>
         </w:rPr>
         <w:t>In arrays.js, initialize an array of integers, demonstrate indexed access, item mutation, .push(), and .shift().</w:t>
@@ -595,8 +614,8 @@
     </w:p>
     <w:p>
       <w:pPr>
-        <w:spacing w:before="40" w:after="60" w:line="276" w:lineRule="auto"/>
-        <w:ind w:left="360"/>
+        <w:spacing w:before="40" w:after="40" w:line="276" w:lineRule="auto"/>
+        <w:ind w:left="288"/>
       </w:pPr>
       <w:r>
         <w:rPr>
@@ -604,12 +623,11 @@
           <w:b/>
           <w:sz w:val="20"/>
         </w:rPr>
-        <w:t xml:space="preserve">4. </w:t>
+        <w:t xml:space="preserve">4.  </w:t>
       </w:r>
       <w:r>
         <w:rPr>
           <w:rFonts w:ascii="Arial" w:hAnsi="Arial"/>
-          <w:color w:val="333333"/>
           <w:sz w:val="20"/>
         </w:rPr>
         <w:t>Perform functional array transformations using .filter() to select numbers &gt; 20 and .map() to double each element.</w:t>
@@ -617,8 +635,8 @@
     </w:p>
     <w:p>
       <w:pPr>
-        <w:spacing w:before="40" w:after="60" w:line="276" w:lineRule="auto"/>
-        <w:ind w:left="360"/>
+        <w:spacing w:before="40" w:after="40" w:line="276" w:lineRule="auto"/>
+        <w:ind w:left="288"/>
       </w:pPr>
       <w:r>
         <w:rPr>
@@ -626,12 +644,11 @@
           <w:b/>
           <w:sz w:val="20"/>
         </w:rPr>
-        <w:t xml:space="preserve">5. </w:t>
+        <w:t xml:space="preserve">5.  </w:t>
       </w:r>
       <w:r>
         <w:rPr>
           <w:rFonts w:ascii="Arial" w:hAnsi="Arial"/>
-          <w:color w:val="333333"/>
           <w:sz w:val="20"/>
         </w:rPr>
         <w:t>Declare a complex array of product objects representing a shopping cart with id, name, price, and inStock status.</w:t>
@@ -639,8 +656,8 @@
     </w:p>
     <w:p>
       <w:pPr>
-        <w:spacing w:before="40" w:after="60" w:line="276" w:lineRule="auto"/>
-        <w:ind w:left="360"/>
+        <w:spacing w:before="40" w:after="40" w:line="276" w:lineRule="auto"/>
+        <w:ind w:left="288"/>
       </w:pPr>
       <w:r>
         <w:rPr>
@@ -648,12 +665,11 @@
           <w:b/>
           <w:sz w:val="20"/>
         </w:rPr>
-        <w:t xml:space="preserve">6. </w:t>
+        <w:t xml:space="preserve">6.  </w:t>
       </w:r>
       <w:r>
         <w:rPr>
           <w:rFonts w:ascii="Arial" w:hAnsi="Arial"/>
-          <w:color w:val="333333"/>
           <w:sz w:val="20"/>
         </w:rPr>
         <w:t>Execute .find() to locate a product by ID, .filter() for in-stock inventory, .some() for price validation, and .map() to extract product names.</w:t>
@@ -661,8 +677,8 @@
     </w:p>
     <w:p>
       <w:pPr>
-        <w:spacing w:before="40" w:after="60" w:line="276" w:lineRule="auto"/>
-        <w:ind w:left="360"/>
+        <w:spacing w:before="40" w:after="40" w:line="276" w:lineRule="auto"/>
+        <w:ind w:left="288"/>
       </w:pPr>
       <w:r>
         <w:rPr>
@@ -670,12 +686,11 @@
           <w:b/>
           <w:sz w:val="20"/>
         </w:rPr>
-        <w:t xml:space="preserve">7. </w:t>
+        <w:t xml:space="preserve">7.  </w:t>
       </w:r>
       <w:r>
         <w:rPr>
           <w:rFonts w:ascii="Arial" w:hAnsi="Arial"/>
-          <w:color w:val="333333"/>
           <w:sz w:val="20"/>
         </w:rPr>
         <w:t>In functions.js, define a standard function greeting users and another calculating discounted prices.</w:t>
@@ -683,8 +698,8 @@
     </w:p>
     <w:p>
       <w:pPr>
-        <w:spacing w:before="40" w:after="60" w:line="276" w:lineRule="auto"/>
-        <w:ind w:left="360"/>
+        <w:spacing w:before="40" w:after="40" w:line="276" w:lineRule="auto"/>
+        <w:ind w:left="288"/>
       </w:pPr>
       <w:r>
         <w:rPr>
@@ -692,12 +707,11 @@
           <w:b/>
           <w:sz w:val="20"/>
         </w:rPr>
-        <w:t xml:space="preserve">8. </w:t>
+        <w:t xml:space="preserve">8.  </w:t>
       </w:r>
       <w:r>
         <w:rPr>
           <w:rFonts w:ascii="Arial" w:hAnsi="Arial"/>
-          <w:color w:val="333333"/>
           <w:sz w:val="20"/>
         </w:rPr>
         <w:t>Write an arrow function to compute multiplication and another to convert Fahrenheit temperatures to Celsius.</w:t>
@@ -705,8 +719,8 @@
     </w:p>
     <w:p>
       <w:pPr>
-        <w:spacing w:before="40" w:after="60" w:line="276" w:lineRule="auto"/>
-        <w:ind w:left="360"/>
+        <w:spacing w:before="40" w:after="40" w:line="276" w:lineRule="auto"/>
+        <w:ind w:left="288"/>
       </w:pPr>
       <w:r>
         <w:rPr>
@@ -714,12 +728,11 @@
           <w:b/>
           <w:sz w:val="20"/>
         </w:rPr>
-        <w:t xml:space="preserve">9. </w:t>
+        <w:t xml:space="preserve">9.  </w:t>
       </w:r>
       <w:r>
         <w:rPr>
           <w:rFonts w:ascii="Arial" w:hAnsi="Arial"/>
-          <w:color w:val="333333"/>
           <w:sz w:val="20"/>
         </w:rPr>
         <w:t>Implement a user handle formatting arrow function demonstrating default parameters and string methods.</w:t>
@@ -727,8 +740,8 @@
     </w:p>
     <w:p>
       <w:pPr>
-        <w:spacing w:before="40" w:after="60" w:line="276" w:lineRule="auto"/>
-        <w:ind w:left="360"/>
+        <w:spacing w:before="40" w:after="40" w:line="276" w:lineRule="auto"/>
+        <w:ind w:left="288"/>
       </w:pPr>
       <w:r>
         <w:rPr>
@@ -736,12 +749,11 @@
           <w:b/>
           <w:sz w:val="20"/>
         </w:rPr>
-        <w:t xml:space="preserve">10. </w:t>
+        <w:t xml:space="preserve">10.  </w:t>
       </w:r>
       <w:r>
         <w:rPr>
           <w:rFonts w:ascii="Arial" w:hAnsi="Arial"/>
-          <w:color w:val="333333"/>
           <w:sz w:val="20"/>
         </w:rPr>
         <w:t>Execute node arrays.js and node functions.js in the terminal and verify correct console output.</w:t>
@@ -749,9 +761,9 @@
     </w:p>
     <w:p>
       <w:pPr>
-        <w:spacing w:before="120" w:after="120"/>
+        <w:spacing w:before="80" w:after="80"/>
         <w:pBdr>
-          <w:bottom w:val="single" w:sz="6" w:space="1" w:color="D0D0D0"/>
+          <w:bottom w:val="single" w:sz="6" w:space="1" w:color="CCCCCC"/>
         </w:pBdr>
       </w:pPr>
     </w:p>
@@ -763,13 +775,13 @@
     <w:p>
       <w:pPr>
         <w:keepNext/>
-        <w:spacing w:before="240" w:after="80"/>
+        <w:spacing w:before="160" w:after="60"/>
       </w:pPr>
       <w:r>
         <w:rPr>
           <w:rFonts w:ascii="Arial" w:hAnsi="Arial"/>
           <w:b/>
-          <w:color w:val="111111"/>
+          <w:color w:val="000000"/>
           <w:sz w:val="26"/>
         </w:rPr>
         <w:t>6. PROGRAM</w:t>
@@ -778,14 +790,14 @@
     <w:p>
       <w:pPr>
         <w:keepNext/>
-        <w:spacing w:before="160" w:after="60"/>
+        <w:spacing w:before="120" w:after="60"/>
       </w:pPr>
       <w:r>
         <w:rPr>
           <w:rFonts w:ascii="Arial" w:hAnsi="Arial"/>
           <w:b/>
           <w:i/>
-          <w:color w:val="222222"/>
+          <w:color w:val="111111"/>
           <w:sz w:val="20"/>
         </w:rPr>
         <w:t>arrays.js (Lines 1-52)</w:t>
@@ -807,10 +819,10 @@
             <w:tcW w:type="dxa" w:w="9792"/>
             <w:shd w:fill="1E1E1E"/>
             <w:tcMar>
-              <w:top w:w="140" w:type="dxa"/>
-              <w:bottom w:w="140" w:type="dxa"/>
-              <w:left w:w="180" w:type="dxa"/>
-              <w:right w:w="180" w:type="dxa"/>
+              <w:top w:w="120" w:type="dxa"/>
+              <w:bottom w:w="120" w:type="dxa"/>
+              <w:left w:w="150" w:type="dxa"/>
+              <w:right w:w="150" w:type="dxa"/>
             </w:tcMar>
           </w:tcPr>
           <w:p>
@@ -920,14 +932,14 @@
     <w:p>
       <w:pPr>
         <w:keepNext/>
-        <w:spacing w:before="160" w:after="60"/>
+        <w:spacing w:before="120" w:after="60"/>
       </w:pPr>
       <w:r>
         <w:rPr>
           <w:rFonts w:ascii="Arial" w:hAnsi="Arial"/>
           <w:b/>
           <w:i/>
-          <w:color w:val="222222"/>
+          <w:color w:val="111111"/>
           <w:sz w:val="20"/>
         </w:rPr>
         <w:t>functions.js (Lines 1-49)</w:t>
@@ -949,10 +961,10 @@
             <w:tcW w:type="dxa" w:w="9792"/>
             <w:shd w:fill="1E1E1E"/>
             <w:tcMar>
-              <w:top w:w="140" w:type="dxa"/>
-              <w:bottom w:w="140" w:type="dxa"/>
-              <w:left w:w="180" w:type="dxa"/>
-              <w:right w:w="180" w:type="dxa"/>
+              <w:top w:w="120" w:type="dxa"/>
+              <w:bottom w:w="120" w:type="dxa"/>
+              <w:left w:w="150" w:type="dxa"/>
+              <w:right w:w="150" w:type="dxa"/>
             </w:tcMar>
           </w:tcPr>
           <w:p>
@@ -1055,9 +1067,9 @@
     </w:tbl>
     <w:p>
       <w:pPr>
-        <w:spacing w:before="120" w:after="120"/>
+        <w:spacing w:before="80" w:after="80"/>
         <w:pBdr>
-          <w:bottom w:val="single" w:sz="6" w:space="1" w:color="D0D0D0"/>
+          <w:bottom w:val="single" w:sz="6" w:space="1" w:color="CCCCCC"/>
         </w:pBdr>
       </w:pPr>
     </w:p>
@@ -1069,13 +1081,13 @@
     <w:p>
       <w:pPr>
         <w:keepNext/>
-        <w:spacing w:before="240" w:after="80"/>
+        <w:spacing w:before="160" w:after="60"/>
       </w:pPr>
       <w:r>
         <w:rPr>
           <w:rFonts w:ascii="Arial" w:hAnsi="Arial"/>
           <w:b/>
-          <w:color w:val="111111"/>
+          <w:color w:val="000000"/>
           <w:sz w:val="26"/>
         </w:rPr>
         <w:t>7. CODE EXPLANATION</w:t>
@@ -1106,10 +1118,10 @@
             <w:tcW w:type="dxa" w:w="3168"/>
             <w:shd w:fill="F2F2F2"/>
             <w:tcMar>
-              <w:top w:w="100" w:type="dxa"/>
-              <w:bottom w:w="100" w:type="dxa"/>
-              <w:left w:w="120" w:type="dxa"/>
-              <w:right w:w="120" w:type="dxa"/>
+              <w:top w:w="80" w:type="dxa"/>
+              <w:bottom w:w="80" w:type="dxa"/>
+              <w:left w:w="100" w:type="dxa"/>
+              <w:right w:w="100" w:type="dxa"/>
             </w:tcMar>
           </w:tcPr>
           <w:p>
@@ -1117,7 +1129,6 @@
               <w:rPr>
                 <w:rFonts w:ascii="Arial" w:hAnsi="Arial"/>
                 <w:b/>
-                <w:color w:val="111111"/>
                 <w:sz w:val="19"/>
               </w:rPr>
               <w:t>Construct / Method</w:t>
@@ -1129,10 +1140,10 @@
             <w:tcW w:type="dxa" w:w="6624"/>
             <w:shd w:fill="F2F2F2"/>
             <w:tcMar>
-              <w:top w:w="100" w:type="dxa"/>
-              <w:bottom w:w="100" w:type="dxa"/>
-              <w:left w:w="120" w:type="dxa"/>
-              <w:right w:w="120" w:type="dxa"/>
+              <w:top w:w="80" w:type="dxa"/>
+              <w:bottom w:w="80" w:type="dxa"/>
+              <w:left w:w="100" w:type="dxa"/>
+              <w:right w:w="100" w:type="dxa"/>
             </w:tcMar>
           </w:tcPr>
           <w:p>
@@ -1140,7 +1151,6 @@
               <w:rPr>
                 <w:rFonts w:ascii="Arial" w:hAnsi="Arial"/>
                 <w:b/>
-                <w:color w:val="111111"/>
                 <w:sz w:val="19"/>
               </w:rPr>
               <w:t>Explanation</w:t>
@@ -1153,17 +1163,18 @@
           <w:tcPr>
             <w:tcW w:type="dxa" w:w="3168"/>
             <w:tcMar>
-              <w:top w:w="80" w:type="dxa"/>
-              <w:bottom w:w="80" w:type="dxa"/>
-              <w:left w:w="120" w:type="dxa"/>
-              <w:right w:w="120" w:type="dxa"/>
+              <w:top w:w="60" w:type="dxa"/>
+              <w:bottom w:w="60" w:type="dxa"/>
+              <w:left w:w="100" w:type="dxa"/>
+              <w:right w:w="100" w:type="dxa"/>
             </w:tcMar>
           </w:tcPr>
           <w:p>
             <w:r>
               <w:rPr>
-                <w:rFonts w:ascii="Arial" w:hAnsi="Arial"/>
-                <w:color w:val="333333"/>
+                <w:rFonts w:ascii="Consolas" w:hAnsi="Consolas"/>
+                <w:b/>
+                <w:color w:val="1F4E79"/>
                 <w:sz w:val="18"/>
               </w:rPr>
               <w:t>const</w:t>
@@ -1174,17 +1185,16 @@
           <w:tcPr>
             <w:tcW w:type="dxa" w:w="6624"/>
             <w:tcMar>
-              <w:top w:w="80" w:type="dxa"/>
-              <w:bottom w:w="80" w:type="dxa"/>
-              <w:left w:w="120" w:type="dxa"/>
-              <w:right w:w="120" w:type="dxa"/>
+              <w:top w:w="60" w:type="dxa"/>
+              <w:bottom w:w="60" w:type="dxa"/>
+              <w:left w:w="100" w:type="dxa"/>
+              <w:right w:w="100" w:type="dxa"/>
             </w:tcMar>
           </w:tcPr>
           <w:p>
             <w:r>
               <w:rPr>
                 <w:rFonts w:ascii="Arial" w:hAnsi="Arial"/>
-                <w:color w:val="333333"/>
                 <w:sz w:val="18"/>
               </w:rPr>
               <w:t>Declares a block-scoped variable whose reference cannot be reassigned.</w:t>
@@ -1197,17 +1207,18 @@
           <w:tcPr>
             <w:tcW w:type="dxa" w:w="3168"/>
             <w:tcMar>
-              <w:top w:w="80" w:type="dxa"/>
-              <w:bottom w:w="80" w:type="dxa"/>
-              <w:left w:w="120" w:type="dxa"/>
-              <w:right w:w="120" w:type="dxa"/>
+              <w:top w:w="60" w:type="dxa"/>
+              <w:bottom w:w="60" w:type="dxa"/>
+              <w:left w:w="100" w:type="dxa"/>
+              <w:right w:w="100" w:type="dxa"/>
             </w:tcMar>
           </w:tcPr>
           <w:p>
             <w:r>
               <w:rPr>
-                <w:rFonts w:ascii="Arial" w:hAnsi="Arial"/>
-                <w:color w:val="333333"/>
+                <w:rFonts w:ascii="Consolas" w:hAnsi="Consolas"/>
+                <w:b/>
+                <w:color w:val="1F4E79"/>
                 <w:sz w:val="18"/>
               </w:rPr>
               <w:t>Array Literal []</w:t>
@@ -1218,17 +1229,16 @@
           <w:tcPr>
             <w:tcW w:type="dxa" w:w="6624"/>
             <w:tcMar>
-              <w:top w:w="80" w:type="dxa"/>
-              <w:bottom w:w="80" w:type="dxa"/>
-              <w:left w:w="120" w:type="dxa"/>
-              <w:right w:w="120" w:type="dxa"/>
+              <w:top w:w="60" w:type="dxa"/>
+              <w:bottom w:w="60" w:type="dxa"/>
+              <w:left w:w="100" w:type="dxa"/>
+              <w:right w:w="100" w:type="dxa"/>
             </w:tcMar>
           </w:tcPr>
           <w:p>
             <w:r>
               <w:rPr>
                 <w:rFonts w:ascii="Arial" w:hAnsi="Arial"/>
-                <w:color w:val="333333"/>
                 <w:sz w:val="18"/>
               </w:rPr>
               <w:t>Initializes an ordered collection of values enclosed in brackets.</w:t>
@@ -1241,17 +1251,18 @@
           <w:tcPr>
             <w:tcW w:type="dxa" w:w="3168"/>
             <w:tcMar>
-              <w:top w:w="80" w:type="dxa"/>
-              <w:bottom w:w="80" w:type="dxa"/>
-              <w:left w:w="120" w:type="dxa"/>
-              <w:right w:w="120" w:type="dxa"/>
+              <w:top w:w="60" w:type="dxa"/>
+              <w:bottom w:w="60" w:type="dxa"/>
+              <w:left w:w="100" w:type="dxa"/>
+              <w:right w:w="100" w:type="dxa"/>
             </w:tcMar>
           </w:tcPr>
           <w:p>
             <w:r>
               <w:rPr>
-                <w:rFonts w:ascii="Arial" w:hAnsi="Arial"/>
-                <w:color w:val="333333"/>
+                <w:rFonts w:ascii="Consolas" w:hAnsi="Consolas"/>
+                <w:b/>
+                <w:color w:val="1F4E79"/>
                 <w:sz w:val="18"/>
               </w:rPr>
               <w:t>Array Indexing [i]</w:t>
@@ -1262,17 +1273,16 @@
           <w:tcPr>
             <w:tcW w:type="dxa" w:w="6624"/>
             <w:tcMar>
-              <w:top w:w="80" w:type="dxa"/>
-              <w:bottom w:w="80" w:type="dxa"/>
-              <w:left w:w="120" w:type="dxa"/>
-              <w:right w:w="120" w:type="dxa"/>
+              <w:top w:w="60" w:type="dxa"/>
+              <w:bottom w:w="60" w:type="dxa"/>
+              <w:left w:w="100" w:type="dxa"/>
+              <w:right w:w="100" w:type="dxa"/>
             </w:tcMar>
           </w:tcPr>
           <w:p>
             <w:r>
               <w:rPr>
                 <w:rFonts w:ascii="Arial" w:hAnsi="Arial"/>
-                <w:color w:val="333333"/>
                 <w:sz w:val="18"/>
               </w:rPr>
               <w:t>Accesses or modifies the element situated at zero-based index i.</w:t>
@@ -1285,17 +1295,18 @@
           <w:tcPr>
             <w:tcW w:type="dxa" w:w="3168"/>
             <w:tcMar>
-              <w:top w:w="80" w:type="dxa"/>
-              <w:bottom w:w="80" w:type="dxa"/>
-              <w:left w:w="120" w:type="dxa"/>
-              <w:right w:w="120" w:type="dxa"/>
+              <w:top w:w="60" w:type="dxa"/>
+              <w:bottom w:w="60" w:type="dxa"/>
+              <w:left w:w="100" w:type="dxa"/>
+              <w:right w:w="100" w:type="dxa"/>
             </w:tcMar>
           </w:tcPr>
           <w:p>
             <w:r>
               <w:rPr>
-                <w:rFonts w:ascii="Arial" w:hAnsi="Arial"/>
-                <w:color w:val="333333"/>
+                <w:rFonts w:ascii="Consolas" w:hAnsi="Consolas"/>
+                <w:b/>
+                <w:color w:val="1F4E79"/>
                 <w:sz w:val="18"/>
               </w:rPr>
               <w:t>.push(val)</w:t>
@@ -1306,17 +1317,16 @@
           <w:tcPr>
             <w:tcW w:type="dxa" w:w="6624"/>
             <w:tcMar>
-              <w:top w:w="80" w:type="dxa"/>
-              <w:bottom w:w="80" w:type="dxa"/>
-              <w:left w:w="120" w:type="dxa"/>
-              <w:right w:w="120" w:type="dxa"/>
+              <w:top w:w="60" w:type="dxa"/>
+              <w:bottom w:w="60" w:type="dxa"/>
+              <w:left w:w="100" w:type="dxa"/>
+              <w:right w:w="100" w:type="dxa"/>
             </w:tcMar>
           </w:tcPr>
           <w:p>
             <w:r>
               <w:rPr>
                 <w:rFonts w:ascii="Arial" w:hAnsi="Arial"/>
-                <w:color w:val="333333"/>
                 <w:sz w:val="18"/>
               </w:rPr>
               <w:t>Appends an element to the end of the array and updates its length.</w:t>
@@ -1329,17 +1339,18 @@
           <w:tcPr>
             <w:tcW w:type="dxa" w:w="3168"/>
             <w:tcMar>
-              <w:top w:w="80" w:type="dxa"/>
-              <w:bottom w:w="80" w:type="dxa"/>
-              <w:left w:w="120" w:type="dxa"/>
-              <w:right w:w="120" w:type="dxa"/>
+              <w:top w:w="60" w:type="dxa"/>
+              <w:bottom w:w="60" w:type="dxa"/>
+              <w:left w:w="100" w:type="dxa"/>
+              <w:right w:w="100" w:type="dxa"/>
             </w:tcMar>
           </w:tcPr>
           <w:p>
             <w:r>
               <w:rPr>
-                <w:rFonts w:ascii="Arial" w:hAnsi="Arial"/>
-                <w:color w:val="333333"/>
+                <w:rFonts w:ascii="Consolas" w:hAnsi="Consolas"/>
+                <w:b/>
+                <w:color w:val="1F4E79"/>
                 <w:sz w:val="18"/>
               </w:rPr>
               <w:t>.shift()</w:t>
@@ -1350,17 +1361,16 @@
           <w:tcPr>
             <w:tcW w:type="dxa" w:w="6624"/>
             <w:tcMar>
-              <w:top w:w="80" w:type="dxa"/>
-              <w:bottom w:w="80" w:type="dxa"/>
-              <w:left w:w="120" w:type="dxa"/>
-              <w:right w:w="120" w:type="dxa"/>
+              <w:top w:w="60" w:type="dxa"/>
+              <w:bottom w:w="60" w:type="dxa"/>
+              <w:left w:w="100" w:type="dxa"/>
+              <w:right w:w="100" w:type="dxa"/>
             </w:tcMar>
           </w:tcPr>
           <w:p>
             <w:r>
               <w:rPr>
                 <w:rFonts w:ascii="Arial" w:hAnsi="Arial"/>
-                <w:color w:val="333333"/>
                 <w:sz w:val="18"/>
               </w:rPr>
               <w:t>Removes the first element from an array and shifts all other elements down.</w:t>
@@ -1373,17 +1383,18 @@
           <w:tcPr>
             <w:tcW w:type="dxa" w:w="3168"/>
             <w:tcMar>
-              <w:top w:w="80" w:type="dxa"/>
-              <w:bottom w:w="80" w:type="dxa"/>
-              <w:left w:w="120" w:type="dxa"/>
-              <w:right w:w="120" w:type="dxa"/>
+              <w:top w:w="60" w:type="dxa"/>
+              <w:bottom w:w="60" w:type="dxa"/>
+              <w:left w:w="100" w:type="dxa"/>
+              <w:right w:w="100" w:type="dxa"/>
             </w:tcMar>
           </w:tcPr>
           <w:p>
             <w:r>
               <w:rPr>
-                <w:rFonts w:ascii="Arial" w:hAnsi="Arial"/>
-                <w:color w:val="333333"/>
+                <w:rFonts w:ascii="Consolas" w:hAnsi="Consolas"/>
+                <w:b/>
+                <w:color w:val="1F4E79"/>
                 <w:sz w:val="18"/>
               </w:rPr>
               <w:t>.length</w:t>
@@ -1394,17 +1405,16 @@
           <w:tcPr>
             <w:tcW w:type="dxa" w:w="6624"/>
             <w:tcMar>
-              <w:top w:w="80" w:type="dxa"/>
-              <w:bottom w:w="80" w:type="dxa"/>
-              <w:left w:w="120" w:type="dxa"/>
-              <w:right w:w="120" w:type="dxa"/>
+              <w:top w:w="60" w:type="dxa"/>
+              <w:bottom w:w="60" w:type="dxa"/>
+              <w:left w:w="100" w:type="dxa"/>
+              <w:right w:w="100" w:type="dxa"/>
             </w:tcMar>
           </w:tcPr>
           <w:p>
             <w:r>
               <w:rPr>
                 <w:rFonts w:ascii="Arial" w:hAnsi="Arial"/>
-                <w:color w:val="333333"/>
                 <w:sz w:val="18"/>
               </w:rPr>
               <w:t>Property returning the total count of elements in the array.</w:t>
@@ -1412,478 +1422,33 @@
           </w:p>
         </w:tc>
       </w:tr>
-      <w:tr>
-        <w:tc>
-          <w:tcPr>
-            <w:tcW w:type="dxa" w:w="3168"/>
-            <w:tcMar>
-              <w:top w:w="80" w:type="dxa"/>
-              <w:bottom w:w="80" w:type="dxa"/>
-              <w:left w:w="120" w:type="dxa"/>
-              <w:right w:w="120" w:type="dxa"/>
-            </w:tcMar>
-          </w:tcPr>
-          <w:p>
-            <w:r>
-              <w:rPr>
-                <w:rFonts w:ascii="Arial" w:hAnsi="Arial"/>
-                <w:color w:val="333333"/>
-                <w:sz w:val="18"/>
-              </w:rPr>
-              <w:t>.filter(callback)</w:t>
-            </w:r>
-          </w:p>
-        </w:tc>
-        <w:tc>
-          <w:tcPr>
-            <w:tcW w:type="dxa" w:w="6624"/>
-            <w:tcMar>
-              <w:top w:w="80" w:type="dxa"/>
-              <w:bottom w:w="80" w:type="dxa"/>
-              <w:left w:w="120" w:type="dxa"/>
-              <w:right w:w="120" w:type="dxa"/>
-            </w:tcMar>
-          </w:tcPr>
-          <w:p>
-            <w:r>
-              <w:rPr>
-                <w:rFonts w:ascii="Arial" w:hAnsi="Arial"/>
-                <w:color w:val="333333"/>
-                <w:sz w:val="18"/>
-              </w:rPr>
-              <w:t>Creates a new array with all elements passing the predicate test.</w:t>
-            </w:r>
-          </w:p>
-        </w:tc>
-      </w:tr>
-      <w:tr>
-        <w:tc>
-          <w:tcPr>
-            <w:tcW w:type="dxa" w:w="3168"/>
-            <w:tcMar>
-              <w:top w:w="80" w:type="dxa"/>
-              <w:bottom w:w="80" w:type="dxa"/>
-              <w:left w:w="120" w:type="dxa"/>
-              <w:right w:w="120" w:type="dxa"/>
-            </w:tcMar>
-          </w:tcPr>
-          <w:p>
-            <w:r>
-              <w:rPr>
-                <w:rFonts w:ascii="Arial" w:hAnsi="Arial"/>
-                <w:color w:val="333333"/>
-                <w:sz w:val="18"/>
-              </w:rPr>
-              <w:t>.map(callback)</w:t>
-            </w:r>
-          </w:p>
-        </w:tc>
-        <w:tc>
-          <w:tcPr>
-            <w:tcW w:type="dxa" w:w="6624"/>
-            <w:tcMar>
-              <w:top w:w="80" w:type="dxa"/>
-              <w:bottom w:w="80" w:type="dxa"/>
-              <w:left w:w="120" w:type="dxa"/>
-              <w:right w:w="120" w:type="dxa"/>
-            </w:tcMar>
-          </w:tcPr>
-          <w:p>
-            <w:r>
-              <w:rPr>
-                <w:rFonts w:ascii="Arial" w:hAnsi="Arial"/>
-                <w:color w:val="333333"/>
-                <w:sz w:val="18"/>
-              </w:rPr>
-              <w:t>Creates a new array populated with the results of invoking a function on every item.</w:t>
-            </w:r>
-          </w:p>
-        </w:tc>
-      </w:tr>
-      <w:tr>
-        <w:tc>
-          <w:tcPr>
-            <w:tcW w:type="dxa" w:w="3168"/>
-            <w:tcMar>
-              <w:top w:w="80" w:type="dxa"/>
-              <w:bottom w:w="80" w:type="dxa"/>
-              <w:left w:w="120" w:type="dxa"/>
-              <w:right w:w="120" w:type="dxa"/>
-            </w:tcMar>
-          </w:tcPr>
-          <w:p>
-            <w:r>
-              <w:rPr>
-                <w:rFonts w:ascii="Arial" w:hAnsi="Arial"/>
-                <w:color w:val="333333"/>
-                <w:sz w:val="18"/>
-              </w:rPr>
-              <w:t>.find(callback)</w:t>
-            </w:r>
-          </w:p>
-        </w:tc>
-        <w:tc>
-          <w:tcPr>
-            <w:tcW w:type="dxa" w:w="6624"/>
-            <w:tcMar>
-              <w:top w:w="80" w:type="dxa"/>
-              <w:bottom w:w="80" w:type="dxa"/>
-              <w:left w:w="120" w:type="dxa"/>
-              <w:right w:w="120" w:type="dxa"/>
-            </w:tcMar>
-          </w:tcPr>
-          <w:p>
-            <w:r>
-              <w:rPr>
-                <w:rFonts w:ascii="Arial" w:hAnsi="Arial"/>
-                <w:color w:val="333333"/>
-                <w:sz w:val="18"/>
-              </w:rPr>
-              <w:t>Returns the first element satisfying the test function, or undefined.</w:t>
-            </w:r>
-          </w:p>
-        </w:tc>
-      </w:tr>
-      <w:tr>
-        <w:tc>
-          <w:tcPr>
-            <w:tcW w:type="dxa" w:w="3168"/>
-            <w:tcMar>
-              <w:top w:w="80" w:type="dxa"/>
-              <w:bottom w:w="80" w:type="dxa"/>
-              <w:left w:w="120" w:type="dxa"/>
-              <w:right w:w="120" w:type="dxa"/>
-            </w:tcMar>
-          </w:tcPr>
-          <w:p>
-            <w:r>
-              <w:rPr>
-                <w:rFonts w:ascii="Arial" w:hAnsi="Arial"/>
-                <w:color w:val="333333"/>
-                <w:sz w:val="18"/>
-              </w:rPr>
-              <w:t>.some(callback)</w:t>
-            </w:r>
-          </w:p>
-        </w:tc>
-        <w:tc>
-          <w:tcPr>
-            <w:tcW w:type="dxa" w:w="6624"/>
-            <w:tcMar>
-              <w:top w:w="80" w:type="dxa"/>
-              <w:bottom w:w="80" w:type="dxa"/>
-              <w:left w:w="120" w:type="dxa"/>
-              <w:right w:w="120" w:type="dxa"/>
-            </w:tcMar>
-          </w:tcPr>
-          <w:p>
-            <w:r>
-              <w:rPr>
-                <w:rFonts w:ascii="Arial" w:hAnsi="Arial"/>
-                <w:color w:val="333333"/>
-                <w:sz w:val="18"/>
-              </w:rPr>
-              <w:t>Returns a boolean indicating whether at least one element passes the test.</w:t>
-            </w:r>
-          </w:p>
-        </w:tc>
-      </w:tr>
-      <w:tr>
-        <w:tc>
-          <w:tcPr>
-            <w:tcW w:type="dxa" w:w="3168"/>
-            <w:tcMar>
-              <w:top w:w="80" w:type="dxa"/>
-              <w:bottom w:w="80" w:type="dxa"/>
-              <w:left w:w="120" w:type="dxa"/>
-              <w:right w:w="120" w:type="dxa"/>
-            </w:tcMar>
-          </w:tcPr>
-          <w:p>
-            <w:r>
-              <w:rPr>
-                <w:rFonts w:ascii="Arial" w:hAnsi="Arial"/>
-                <w:color w:val="333333"/>
-                <w:sz w:val="18"/>
-              </w:rPr>
-              <w:t>function name(params)</w:t>
-            </w:r>
-          </w:p>
-        </w:tc>
-        <w:tc>
-          <w:tcPr>
-            <w:tcW w:type="dxa" w:w="6624"/>
-            <w:tcMar>
-              <w:top w:w="80" w:type="dxa"/>
-              <w:bottom w:w="80" w:type="dxa"/>
-              <w:left w:w="120" w:type="dxa"/>
-              <w:right w:w="120" w:type="dxa"/>
-            </w:tcMar>
-          </w:tcPr>
-          <w:p>
-            <w:r>
-              <w:rPr>
-                <w:rFonts w:ascii="Arial" w:hAnsi="Arial"/>
-                <w:color w:val="333333"/>
-                <w:sz w:val="18"/>
-              </w:rPr>
-              <w:t>Standard JavaScript function declaration with parameters and return value.</w:t>
-            </w:r>
-          </w:p>
-        </w:tc>
-      </w:tr>
-      <w:tr>
-        <w:tc>
-          <w:tcPr>
-            <w:tcW w:type="dxa" w:w="3168"/>
-            <w:tcMar>
-              <w:top w:w="80" w:type="dxa"/>
-              <w:bottom w:w="80" w:type="dxa"/>
-              <w:left w:w="120" w:type="dxa"/>
-              <w:right w:w="120" w:type="dxa"/>
-            </w:tcMar>
-          </w:tcPr>
-          <w:p>
-            <w:r>
-              <w:rPr>
-                <w:rFonts w:ascii="Arial" w:hAnsi="Arial"/>
-                <w:color w:val="333333"/>
-                <w:sz w:val="18"/>
-              </w:rPr>
-              <w:t>=&gt; (Arrow Function)</w:t>
-            </w:r>
-          </w:p>
-        </w:tc>
-        <w:tc>
-          <w:tcPr>
-            <w:tcW w:type="dxa" w:w="6624"/>
-            <w:tcMar>
-              <w:top w:w="80" w:type="dxa"/>
-              <w:bottom w:w="80" w:type="dxa"/>
-              <w:left w:w="120" w:type="dxa"/>
-              <w:right w:w="120" w:type="dxa"/>
-            </w:tcMar>
-          </w:tcPr>
-          <w:p>
-            <w:r>
-              <w:rPr>
-                <w:rFonts w:ascii="Arial" w:hAnsi="Arial"/>
-                <w:color w:val="333333"/>
-                <w:sz w:val="18"/>
-              </w:rPr>
-              <w:t>Modern ES6 concise function syntax with lexical this binding.</w:t>
-            </w:r>
-          </w:p>
-        </w:tc>
-      </w:tr>
-      <w:tr>
-        <w:tc>
-          <w:tcPr>
-            <w:tcW w:type="dxa" w:w="3168"/>
-            <w:tcMar>
-              <w:top w:w="80" w:type="dxa"/>
-              <w:bottom w:w="80" w:type="dxa"/>
-              <w:left w:w="120" w:type="dxa"/>
-              <w:right w:w="120" w:type="dxa"/>
-            </w:tcMar>
-          </w:tcPr>
-          <w:p>
-            <w:r>
-              <w:rPr>
-                <w:rFonts w:ascii="Arial" w:hAnsi="Arial"/>
-                <w:color w:val="333333"/>
-                <w:sz w:val="18"/>
-              </w:rPr>
-              <w:t>.toFixed(n)</w:t>
-            </w:r>
-          </w:p>
-        </w:tc>
-        <w:tc>
-          <w:tcPr>
-            <w:tcW w:type="dxa" w:w="6624"/>
-            <w:tcMar>
-              <w:top w:w="80" w:type="dxa"/>
-              <w:bottom w:w="80" w:type="dxa"/>
-              <w:left w:w="120" w:type="dxa"/>
-              <w:right w:w="120" w:type="dxa"/>
-            </w:tcMar>
-          </w:tcPr>
-          <w:p>
-            <w:r>
-              <w:rPr>
-                <w:rFonts w:ascii="Arial" w:hAnsi="Arial"/>
-                <w:color w:val="333333"/>
-                <w:sz w:val="18"/>
-              </w:rPr>
-              <w:t>Formats a number using fixed-point notation with n decimal places.</w:t>
-            </w:r>
-          </w:p>
-        </w:tc>
-      </w:tr>
-      <w:tr>
-        <w:tc>
-          <w:tcPr>
-            <w:tcW w:type="dxa" w:w="3168"/>
-            <w:tcMar>
-              <w:top w:w="80" w:type="dxa"/>
-              <w:bottom w:w="80" w:type="dxa"/>
-              <w:left w:w="120" w:type="dxa"/>
-              <w:right w:w="120" w:type="dxa"/>
-            </w:tcMar>
-          </w:tcPr>
-          <w:p>
-            <w:r>
-              <w:rPr>
-                <w:rFonts w:ascii="Arial" w:hAnsi="Arial"/>
-                <w:color w:val="333333"/>
-                <w:sz w:val="18"/>
-              </w:rPr>
-              <w:t>.trim()</w:t>
-            </w:r>
-          </w:p>
-        </w:tc>
-        <w:tc>
-          <w:tcPr>
-            <w:tcW w:type="dxa" w:w="6624"/>
-            <w:tcMar>
-              <w:top w:w="80" w:type="dxa"/>
-              <w:bottom w:w="80" w:type="dxa"/>
-              <w:left w:w="120" w:type="dxa"/>
-              <w:right w:w="120" w:type="dxa"/>
-            </w:tcMar>
-          </w:tcPr>
-          <w:p>
-            <w:r>
-              <w:rPr>
-                <w:rFonts w:ascii="Arial" w:hAnsi="Arial"/>
-                <w:color w:val="333333"/>
-                <w:sz w:val="18"/>
-              </w:rPr>
-              <w:t>Strips whitespace from both leading and trailing ends of a string.</w:t>
-            </w:r>
-          </w:p>
-        </w:tc>
-      </w:tr>
-      <w:tr>
-        <w:tc>
-          <w:tcPr>
-            <w:tcW w:type="dxa" w:w="3168"/>
-            <w:tcMar>
-              <w:top w:w="80" w:type="dxa"/>
-              <w:bottom w:w="80" w:type="dxa"/>
-              <w:left w:w="120" w:type="dxa"/>
-              <w:right w:w="120" w:type="dxa"/>
-            </w:tcMar>
-          </w:tcPr>
-          <w:p>
-            <w:r>
-              <w:rPr>
-                <w:rFonts w:ascii="Arial" w:hAnsi="Arial"/>
-                <w:color w:val="333333"/>
-                <w:sz w:val="18"/>
-              </w:rPr>
-              <w:t>.toLowerCase()</w:t>
-            </w:r>
-          </w:p>
-        </w:tc>
-        <w:tc>
-          <w:tcPr>
-            <w:tcW w:type="dxa" w:w="6624"/>
-            <w:tcMar>
-              <w:top w:w="80" w:type="dxa"/>
-              <w:bottom w:w="80" w:type="dxa"/>
-              <w:left w:w="120" w:type="dxa"/>
-              <w:right w:w="120" w:type="dxa"/>
-            </w:tcMar>
-          </w:tcPr>
-          <w:p>
-            <w:r>
-              <w:rPr>
-                <w:rFonts w:ascii="Arial" w:hAnsi="Arial"/>
-                <w:color w:val="333333"/>
-                <w:sz w:val="18"/>
-              </w:rPr>
-              <w:t>Converts all alphabetic characters in a string to lowercase.</w:t>
-            </w:r>
-          </w:p>
-        </w:tc>
-      </w:tr>
-      <w:tr>
-        <w:tc>
-          <w:tcPr>
-            <w:tcW w:type="dxa" w:w="3168"/>
-            <w:tcMar>
-              <w:top w:w="80" w:type="dxa"/>
-              <w:bottom w:w="80" w:type="dxa"/>
-              <w:left w:w="120" w:type="dxa"/>
-              <w:right w:w="120" w:type="dxa"/>
-            </w:tcMar>
-          </w:tcPr>
-          <w:p>
-            <w:r>
-              <w:rPr>
-                <w:rFonts w:ascii="Arial" w:hAnsi="Arial"/>
-                <w:color w:val="333333"/>
-                <w:sz w:val="18"/>
-              </w:rPr>
-              <w:t>Template Literals</w:t>
-            </w:r>
-          </w:p>
-        </w:tc>
-        <w:tc>
-          <w:tcPr>
-            <w:tcW w:type="dxa" w:w="6624"/>
-            <w:tcMar>
-              <w:top w:w="80" w:type="dxa"/>
-              <w:bottom w:w="80" w:type="dxa"/>
-              <w:left w:w="120" w:type="dxa"/>
-              <w:right w:w="120" w:type="dxa"/>
-            </w:tcMar>
-          </w:tcPr>
-          <w:p>
-            <w:r>
-              <w:rPr>
-                <w:rFonts w:ascii="Arial" w:hAnsi="Arial"/>
-                <w:color w:val="333333"/>
-                <w:sz w:val="18"/>
-              </w:rPr>
-              <w:t>String literals enclosed in backticks allowing embedded expressions (${}).</w:t>
-            </w:r>
-          </w:p>
-        </w:tc>
-      </w:tr>
     </w:tbl>
     <w:p>
       <w:pPr>
-        <w:spacing w:after="80"/>
-      </w:pPr>
-    </w:p>
-    <w:p>
-      <w:pPr>
-        <w:spacing w:before="120" w:after="120"/>
+        <w:spacing w:before="80" w:after="80"/>
         <w:pBdr>
-          <w:bottom w:val="single" w:sz="6" w:space="1" w:color="D0D0D0"/>
+          <w:bottom w:val="single" w:sz="6" w:space="1" w:color="CCCCCC"/>
         </w:pBdr>
       </w:pPr>
     </w:p>
     <w:p>
       <w:pPr>
         <w:keepNext/>
-        <w:spacing w:before="240" w:after="80"/>
+        <w:spacing w:before="160" w:after="60"/>
       </w:pPr>
       <w:r>
         <w:rPr>
           <w:rFonts w:ascii="Arial" w:hAnsi="Arial"/>
           <w:b/>
-          <w:color w:val="111111"/>
+          <w:color w:val="000000"/>
           <w:sz w:val="26"/>
         </w:rPr>
-        <w:t>8. TEST CASES AND EXECUTION DATA</w:t>
+        <w:t>8. TEST CASES AND EXECUTION DATA (WITH RELEVANT SCREENSHOTS)</w:t>
       </w:r>
     </w:p>
     <w:p>
       <w:pPr>
-        <w:spacing w:before="40" w:after="80" w:line="276" w:lineRule="auto"/>
+        <w:spacing w:before="40" w:after="60" w:line="276" w:lineRule="auto"/>
       </w:pPr>
       <w:r>
         <w:rPr>
@@ -1891,7 +1456,7 @@
           <w:color w:val="333333"/>
           <w:sz w:val="20"/>
         </w:rPr>
-        <w:t>The following test suite was executed in Node.js runtime to verify array manipulations and functional operations:</w:t>
+        <w:t>The test suite below documents verified execution in Node.js runtime, including 1 negative test case demonstrating an invalid parameter / type failure:</w:t>
       </w:r>
     </w:p>
     <w:tbl>
@@ -1910,22 +1475,23 @@
         </w:tblBorders>
       </w:tblPr>
       <w:tblGrid>
-        <w:gridCol w:w="2016"/>
-        <w:gridCol w:w="2016"/>
-        <w:gridCol w:w="2016"/>
-        <w:gridCol w:w="2016"/>
-        <w:gridCol w:w="2016"/>
+        <w:gridCol w:w="1680"/>
+        <w:gridCol w:w="1680"/>
+        <w:gridCol w:w="1680"/>
+        <w:gridCol w:w="1680"/>
+        <w:gridCol w:w="1680"/>
+        <w:gridCol w:w="1680"/>
       </w:tblGrid>
       <w:tr>
         <w:tc>
           <w:tcPr>
-            <w:tcW w:type="dxa" w:w="1152"/>
+            <w:tcW w:type="dxa" w:w="864"/>
             <w:shd w:fill="F2F2F2"/>
             <w:tcMar>
-              <w:top w:w="100" w:type="dxa"/>
-              <w:bottom w:w="100" w:type="dxa"/>
-              <w:left w:w="120" w:type="dxa"/>
-              <w:right w:w="120" w:type="dxa"/>
+              <w:top w:w="80" w:type="dxa"/>
+              <w:bottom w:w="80" w:type="dxa"/>
+              <w:left w:w="80" w:type="dxa"/>
+              <w:right w:w="80" w:type="dxa"/>
             </w:tcMar>
           </w:tcPr>
           <w:p>
@@ -1933,8 +1499,7 @@
               <w:rPr>
                 <w:rFonts w:ascii="Arial" w:hAnsi="Arial"/>
                 <w:b/>
-                <w:color w:val="111111"/>
-                <w:sz w:val="19"/>
+                <w:sz w:val="17"/>
               </w:rPr>
               <w:t>TC ID</w:t>
             </w:r>
@@ -1942,13 +1507,13 @@
         </w:tc>
         <w:tc>
           <w:tcPr>
-            <w:tcW w:type="dxa" w:w="2304"/>
+            <w:tcW w:type="dxa" w:w="1584"/>
             <w:shd w:fill="F2F2F2"/>
             <w:tcMar>
-              <w:top w:w="100" w:type="dxa"/>
-              <w:bottom w:w="100" w:type="dxa"/>
-              <w:left w:w="120" w:type="dxa"/>
-              <w:right w:w="120" w:type="dxa"/>
+              <w:top w:w="80" w:type="dxa"/>
+              <w:bottom w:w="80" w:type="dxa"/>
+              <w:left w:w="80" w:type="dxa"/>
+              <w:right w:w="80" w:type="dxa"/>
             </w:tcMar>
           </w:tcPr>
           <w:p>
@@ -1956,8 +1521,7 @@
               <w:rPr>
                 <w:rFonts w:ascii="Arial" w:hAnsi="Arial"/>
                 <w:b/>
-                <w:color w:val="111111"/>
-                <w:sz w:val="19"/>
+                <w:sz w:val="17"/>
               </w:rPr>
               <w:t>Test Description</w:t>
             </w:r>
@@ -1965,13 +1529,13 @@
         </w:tc>
         <w:tc>
           <w:tcPr>
-            <w:tcW w:type="dxa" w:w="2592"/>
+            <w:tcW w:type="dxa" w:w="1584"/>
             <w:shd w:fill="F2F2F2"/>
             <w:tcMar>
-              <w:top w:w="100" w:type="dxa"/>
-              <w:bottom w:w="100" w:type="dxa"/>
-              <w:left w:w="120" w:type="dxa"/>
-              <w:right w:w="120" w:type="dxa"/>
+              <w:top w:w="80" w:type="dxa"/>
+              <w:bottom w:w="80" w:type="dxa"/>
+              <w:left w:w="80" w:type="dxa"/>
+              <w:right w:w="80" w:type="dxa"/>
             </w:tcMar>
           </w:tcPr>
           <w:p>
@@ -1979,10 +1543,31 @@
               <w:rPr>
                 <w:rFonts w:ascii="Arial" w:hAnsi="Arial"/>
                 <w:b/>
-                <w:color w:val="111111"/>
-                <w:sz w:val="19"/>
+                <w:sz w:val="17"/>
               </w:rPr>
               <w:t>Input / Action</w:t>
+            </w:r>
+          </w:p>
+        </w:tc>
+        <w:tc>
+          <w:tcPr>
+            <w:tcW w:type="dxa" w:w="2016"/>
+            <w:shd w:fill="F2F2F2"/>
+            <w:tcMar>
+              <w:top w:w="80" w:type="dxa"/>
+              <w:bottom w:w="80" w:type="dxa"/>
+              <w:left w:w="80" w:type="dxa"/>
+              <w:right w:w="80" w:type="dxa"/>
+            </w:tcMar>
+          </w:tcPr>
+          <w:p>
+            <w:r>
+              <w:rPr>
+                <w:rFonts w:ascii="Arial" w:hAnsi="Arial"/>
+                <w:b/>
+                <w:sz w:val="17"/>
+              </w:rPr>
+              <w:t>Expected Result</w:t>
             </w:r>
           </w:p>
         </w:tc>
@@ -1991,10 +1576,10 @@
             <w:tcW w:type="dxa" w:w="2880"/>
             <w:shd w:fill="F2F2F2"/>
             <w:tcMar>
-              <w:top w:w="100" w:type="dxa"/>
-              <w:bottom w:w="100" w:type="dxa"/>
-              <w:left w:w="120" w:type="dxa"/>
-              <w:right w:w="120" w:type="dxa"/>
+              <w:top w:w="80" w:type="dxa"/>
+              <w:bottom w:w="80" w:type="dxa"/>
+              <w:left w:w="80" w:type="dxa"/>
+              <w:right w:w="80" w:type="dxa"/>
             </w:tcMar>
           </w:tcPr>
           <w:p>
@@ -2002,10 +1587,9 @@
               <w:rPr>
                 <w:rFonts w:ascii="Arial" w:hAnsi="Arial"/>
                 <w:b/>
-                <w:color w:val="111111"/>
-                <w:sz w:val="19"/>
+                <w:sz w:val="17"/>
               </w:rPr>
-              <w:t>Expected Result</w:t>
+              <w:t>Relevant Execution Screenshot</w:t>
             </w:r>
           </w:p>
         </w:tc>
@@ -2014,10 +1598,10 @@
             <w:tcW w:type="dxa" w:w="864"/>
             <w:shd w:fill="F2F2F2"/>
             <w:tcMar>
-              <w:top w:w="100" w:type="dxa"/>
-              <w:bottom w:w="100" w:type="dxa"/>
-              <w:left w:w="120" w:type="dxa"/>
-              <w:right w:w="120" w:type="dxa"/>
+              <w:top w:w="80" w:type="dxa"/>
+              <w:bottom w:w="80" w:type="dxa"/>
+              <w:left w:w="80" w:type="dxa"/>
+              <w:right w:w="80" w:type="dxa"/>
             </w:tcMar>
           </w:tcPr>
           <w:p>
@@ -2025,8 +1609,7 @@
               <w:rPr>
                 <w:rFonts w:ascii="Arial" w:hAnsi="Arial"/>
                 <w:b/>
-                <w:color w:val="111111"/>
-                <w:sz w:val="19"/>
+                <w:sz w:val="17"/>
               </w:rPr>
               <w:t>Status</w:t>
             </w:r>
@@ -2036,20 +1619,20 @@
       <w:tr>
         <w:tc>
           <w:tcPr>
-            <w:tcW w:type="dxa" w:w="1152"/>
+            <w:tcW w:type="dxa" w:w="864"/>
             <w:tcMar>
-              <w:top w:w="80" w:type="dxa"/>
-              <w:bottom w:w="80" w:type="dxa"/>
-              <w:left w:w="120" w:type="dxa"/>
-              <w:right w:w="120" w:type="dxa"/>
+              <w:top w:w="60" w:type="dxa"/>
+              <w:bottom w:w="60" w:type="dxa"/>
+              <w:left w:w="80" w:type="dxa"/>
+              <w:right w:w="80" w:type="dxa"/>
             </w:tcMar>
           </w:tcPr>
           <w:p>
             <w:r>
               <w:rPr>
                 <w:rFonts w:ascii="Arial" w:hAnsi="Arial"/>
-                <w:color w:val="333333"/>
-                <w:sz w:val="18"/>
+                <w:b/>
+                <w:sz w:val="16"/>
               </w:rPr>
               <w:t>TC-01</w:t>
             </w:r>
@@ -2057,20 +1640,19 @@
         </w:tc>
         <w:tc>
           <w:tcPr>
-            <w:tcW w:type="dxa" w:w="2304"/>
+            <w:tcW w:type="dxa" w:w="1584"/>
             <w:tcMar>
-              <w:top w:w="80" w:type="dxa"/>
-              <w:bottom w:w="80" w:type="dxa"/>
-              <w:left w:w="120" w:type="dxa"/>
-              <w:right w:w="120" w:type="dxa"/>
+              <w:top w:w="60" w:type="dxa"/>
+              <w:bottom w:w="60" w:type="dxa"/>
+              <w:left w:w="80" w:type="dxa"/>
+              <w:right w:w="80" w:type="dxa"/>
             </w:tcMar>
           </w:tcPr>
           <w:p>
             <w:r>
               <w:rPr>
                 <w:rFonts w:ascii="Arial" w:hAnsi="Arial"/>
-                <w:color w:val="333333"/>
-                <w:sz w:val="18"/>
+                <w:sz w:val="16"/>
               </w:rPr>
               <w:t>Array Indexing &amp; Mutation</w:t>
             </w:r>
@@ -2078,43 +1660,83 @@
         </w:tc>
         <w:tc>
           <w:tcPr>
-            <w:tcW w:type="dxa" w:w="2592"/>
+            <w:tcW w:type="dxa" w:w="1584"/>
             <w:tcMar>
-              <w:top w:w="80" w:type="dxa"/>
-              <w:bottom w:w="80" w:type="dxa"/>
-              <w:left w:w="120" w:type="dxa"/>
-              <w:right w:w="120" w:type="dxa"/>
+              <w:top w:w="60" w:type="dxa"/>
+              <w:bottom w:w="60" w:type="dxa"/>
+              <w:left w:w="80" w:type="dxa"/>
+              <w:right w:w="80" w:type="dxa"/>
             </w:tcMar>
           </w:tcPr>
           <w:p>
             <w:r>
               <w:rPr>
                 <w:rFonts w:ascii="Arial" w:hAnsi="Arial"/>
-                <w:color w:val="333333"/>
-                <w:sz w:val="18"/>
+                <w:sz w:val="16"/>
               </w:rPr>
-              <w:t>numbers[1] = 30</w:t>
+              <w:t>Access and modify array elements</w:t>
+            </w:r>
+          </w:p>
+        </w:tc>
+        <w:tc>
+          <w:tcPr>
+            <w:tcW w:type="dxa" w:w="2016"/>
+            <w:tcMar>
+              <w:top w:w="60" w:type="dxa"/>
+              <w:bottom w:w="60" w:type="dxa"/>
+              <w:left w:w="80" w:type="dxa"/>
+              <w:right w:w="80" w:type="dxa"/>
+            </w:tcMar>
+          </w:tcPr>
+          <w:p>
+            <w:r>
+              <w:rPr>
+                <w:rFonts w:ascii="Arial" w:hAnsi="Arial"/>
+                <w:sz w:val="16"/>
+              </w:rPr>
+              <w:t>Elements updated correctly at zero-based indices</w:t>
             </w:r>
           </w:p>
         </w:tc>
         <w:tc>
           <w:tcPr>
             <w:tcW w:type="dxa" w:w="2880"/>
-            <w:tcMar>
-              <w:top w:w="80" w:type="dxa"/>
-              <w:bottom w:w="80" w:type="dxa"/>
-              <w:left w:w="120" w:type="dxa"/>
-              <w:right w:w="120" w:type="dxa"/>
-            </w:tcMar>
           </w:tcPr>
           <w:p>
+            <w:r/>
             <w:r>
-              <w:rPr>
-                <w:rFonts w:ascii="Arial" w:hAnsi="Arial"/>
-                <w:color w:val="333333"/>
-                <w:sz w:val="18"/>
-              </w:rPr>
-              <w:t>Element at index 1 updates from 25 to 30</w:t>
+              <w:drawing>
+                <wp:inline xmlns:a="http://schemas.openxmlformats.org/drawingml/2006/main" xmlns:pic="http://schemas.openxmlformats.org/drawingml/2006/picture">
+                  <wp:extent cx="1691640" cy="132010"/>
+                  <wp:docPr id="1" name="Picture 1"/>
+                  <wp:cNvGraphicFramePr>
+                    <a:graphicFrameLocks noChangeAspect="1"/>
+                  </wp:cNvGraphicFramePr>
+                  <a:graphic>
+                    <a:graphicData uri="http://schemas.openxmlformats.org/drawingml/2006/picture">
+                      <pic:pic>
+                        <pic:nvPicPr>
+                          <pic:cNvPr id="0" name="exp3_tc1.png"/>
+                          <pic:cNvPicPr/>
+                        </pic:nvPicPr>
+                        <pic:blipFill>
+                          <a:blip r:embed="rId9"/>
+                          <a:stretch>
+                            <a:fillRect/>
+                          </a:stretch>
+                        </pic:blipFill>
+                        <pic:spPr>
+                          <a:xfrm>
+                            <a:off x="0" y="0"/>
+                            <a:ext cx="1691640" cy="132010"/>
+                          </a:xfrm>
+                          <a:prstGeom prst="rect"/>
+                        </pic:spPr>
+                      </pic:pic>
+                    </a:graphicData>
+                  </a:graphic>
+                </wp:inline>
+              </w:drawing>
             </w:r>
           </w:p>
         </w:tc>
@@ -2122,10 +1744,10 @@
           <w:tcPr>
             <w:tcW w:type="dxa" w:w="864"/>
             <w:tcMar>
-              <w:top w:w="80" w:type="dxa"/>
-              <w:bottom w:w="80" w:type="dxa"/>
-              <w:left w:w="120" w:type="dxa"/>
-              <w:right w:w="120" w:type="dxa"/>
+              <w:top w:w="60" w:type="dxa"/>
+              <w:bottom w:w="60" w:type="dxa"/>
+              <w:left w:w="80" w:type="dxa"/>
+              <w:right w:w="80" w:type="dxa"/>
             </w:tcMar>
           </w:tcPr>
           <w:p>
@@ -2134,7 +1756,7 @@
                 <w:rFonts w:ascii="Arial" w:hAnsi="Arial"/>
                 <w:b/>
                 <w:color w:val="1B5E20"/>
-                <w:sz w:val="18"/>
+                <w:sz w:val="16"/>
               </w:rPr>
               <w:t>Pass</w:t>
             </w:r>
@@ -2144,20 +1766,20 @@
       <w:tr>
         <w:tc>
           <w:tcPr>
-            <w:tcW w:type="dxa" w:w="1152"/>
+            <w:tcW w:type="dxa" w:w="864"/>
             <w:tcMar>
-              <w:top w:w="80" w:type="dxa"/>
-              <w:bottom w:w="80" w:type="dxa"/>
-              <w:left w:w="120" w:type="dxa"/>
-              <w:right w:w="120" w:type="dxa"/>
+              <w:top w:w="60" w:type="dxa"/>
+              <w:bottom w:w="60" w:type="dxa"/>
+              <w:left w:w="80" w:type="dxa"/>
+              <w:right w:w="80" w:type="dxa"/>
             </w:tcMar>
           </w:tcPr>
           <w:p>
             <w:r>
               <w:rPr>
                 <w:rFonts w:ascii="Arial" w:hAnsi="Arial"/>
-                <w:color w:val="333333"/>
-                <w:sz w:val="18"/>
+                <w:b/>
+                <w:sz w:val="16"/>
               </w:rPr>
               <w:t>TC-02</w:t>
             </w:r>
@@ -2165,20 +1787,19 @@
         </w:tc>
         <w:tc>
           <w:tcPr>
-            <w:tcW w:type="dxa" w:w="2304"/>
+            <w:tcW w:type="dxa" w:w="1584"/>
             <w:tcMar>
-              <w:top w:w="80" w:type="dxa"/>
-              <w:bottom w:w="80" w:type="dxa"/>
-              <w:left w:w="120" w:type="dxa"/>
-              <w:right w:w="120" w:type="dxa"/>
+              <w:top w:w="60" w:type="dxa"/>
+              <w:bottom w:w="60" w:type="dxa"/>
+              <w:left w:w="80" w:type="dxa"/>
+              <w:right w:w="80" w:type="dxa"/>
             </w:tcMar>
           </w:tcPr>
           <w:p>
             <w:r>
               <w:rPr>
                 <w:rFonts w:ascii="Arial" w:hAnsi="Arial"/>
-                <w:color w:val="333333"/>
-                <w:sz w:val="18"/>
+                <w:sz w:val="16"/>
               </w:rPr>
               <w:t>Array Push &amp; Shift</w:t>
             </w:r>
@@ -2186,43 +1807,83 @@
         </w:tc>
         <w:tc>
           <w:tcPr>
-            <w:tcW w:type="dxa" w:w="2592"/>
+            <w:tcW w:type="dxa" w:w="1584"/>
             <w:tcMar>
-              <w:top w:w="80" w:type="dxa"/>
-              <w:bottom w:w="80" w:type="dxa"/>
-              <w:left w:w="120" w:type="dxa"/>
-              <w:right w:w="120" w:type="dxa"/>
+              <w:top w:w="60" w:type="dxa"/>
+              <w:bottom w:w="60" w:type="dxa"/>
+              <w:left w:w="80" w:type="dxa"/>
+              <w:right w:w="80" w:type="dxa"/>
             </w:tcMar>
           </w:tcPr>
           <w:p>
             <w:r>
               <w:rPr>
                 <w:rFonts w:ascii="Arial" w:hAnsi="Arial"/>
-                <w:color w:val="333333"/>
-                <w:sz w:val="18"/>
+                <w:sz w:val="16"/>
               </w:rPr>
-              <w:t>numbers.push(100); numbers.shift()</w:t>
+              <w:t>Execute arr.push() and arr.shift()</w:t>
+            </w:r>
+          </w:p>
+        </w:tc>
+        <w:tc>
+          <w:tcPr>
+            <w:tcW w:type="dxa" w:w="2016"/>
+            <w:tcMar>
+              <w:top w:w="60" w:type="dxa"/>
+              <w:bottom w:w="60" w:type="dxa"/>
+              <w:left w:w="80" w:type="dxa"/>
+              <w:right w:w="80" w:type="dxa"/>
+            </w:tcMar>
+          </w:tcPr>
+          <w:p>
+            <w:r>
+              <w:rPr>
+                <w:rFonts w:ascii="Arial" w:hAnsi="Arial"/>
+                <w:sz w:val="16"/>
+              </w:rPr>
+              <w:t>Elements appended and prepended with length adjusted</w:t>
             </w:r>
           </w:p>
         </w:tc>
         <w:tc>
           <w:tcPr>
             <w:tcW w:type="dxa" w:w="2880"/>
-            <w:tcMar>
-              <w:top w:w="80" w:type="dxa"/>
-              <w:bottom w:w="80" w:type="dxa"/>
-              <w:left w:w="120" w:type="dxa"/>
-              <w:right w:w="120" w:type="dxa"/>
-            </w:tcMar>
           </w:tcPr>
           <w:p>
+            <w:r/>
             <w:r>
-              <w:rPr>
-                <w:rFonts w:ascii="Arial" w:hAnsi="Arial"/>
-                <w:color w:val="333333"/>
-                <w:sz w:val="18"/>
-              </w:rPr>
-              <w:t>100 added to end, 10 removed from front; length is 6</w:t>
+              <w:drawing>
+                <wp:inline xmlns:a="http://schemas.openxmlformats.org/drawingml/2006/main" xmlns:pic="http://schemas.openxmlformats.org/drawingml/2006/picture">
+                  <wp:extent cx="1691640" cy="133074"/>
+                  <wp:docPr id="2" name="Picture 2"/>
+                  <wp:cNvGraphicFramePr>
+                    <a:graphicFrameLocks noChangeAspect="1"/>
+                  </wp:cNvGraphicFramePr>
+                  <a:graphic>
+                    <a:graphicData uri="http://schemas.openxmlformats.org/drawingml/2006/picture">
+                      <pic:pic>
+                        <pic:nvPicPr>
+                          <pic:cNvPr id="0" name="exp3_tc2.png"/>
+                          <pic:cNvPicPr/>
+                        </pic:nvPicPr>
+                        <pic:blipFill>
+                          <a:blip r:embed="rId10"/>
+                          <a:stretch>
+                            <a:fillRect/>
+                          </a:stretch>
+                        </pic:blipFill>
+                        <pic:spPr>
+                          <a:xfrm>
+                            <a:off x="0" y="0"/>
+                            <a:ext cx="1691640" cy="133074"/>
+                          </a:xfrm>
+                          <a:prstGeom prst="rect"/>
+                        </pic:spPr>
+                      </pic:pic>
+                    </a:graphicData>
+                  </a:graphic>
+                </wp:inline>
+              </w:drawing>
             </w:r>
           </w:p>
         </w:tc>
@@ -2230,10 +1891,10 @@
           <w:tcPr>
             <w:tcW w:type="dxa" w:w="864"/>
             <w:tcMar>
-              <w:top w:w="80" w:type="dxa"/>
-              <w:bottom w:w="80" w:type="dxa"/>
-              <w:left w:w="120" w:type="dxa"/>
-              <w:right w:w="120" w:type="dxa"/>
+              <w:top w:w="60" w:type="dxa"/>
+              <w:bottom w:w="60" w:type="dxa"/>
+              <w:left w:w="80" w:type="dxa"/>
+              <w:right w:w="80" w:type="dxa"/>
             </w:tcMar>
           </w:tcPr>
           <w:p>
@@ -2242,7 +1903,7 @@
                 <w:rFonts w:ascii="Arial" w:hAnsi="Arial"/>
                 <w:b/>
                 <w:color w:val="1B5E20"/>
-                <w:sz w:val="18"/>
+                <w:sz w:val="16"/>
               </w:rPr>
               <w:t>Pass</w:t>
             </w:r>
@@ -2252,20 +1913,20 @@
       <w:tr>
         <w:tc>
           <w:tcPr>
-            <w:tcW w:type="dxa" w:w="1152"/>
+            <w:tcW w:type="dxa" w:w="864"/>
             <w:tcMar>
-              <w:top w:w="80" w:type="dxa"/>
-              <w:bottom w:w="80" w:type="dxa"/>
-              <w:left w:w="120" w:type="dxa"/>
-              <w:right w:w="120" w:type="dxa"/>
+              <w:top w:w="60" w:type="dxa"/>
+              <w:bottom w:w="60" w:type="dxa"/>
+              <w:left w:w="80" w:type="dxa"/>
+              <w:right w:w="80" w:type="dxa"/>
             </w:tcMar>
           </w:tcPr>
           <w:p>
             <w:r>
               <w:rPr>
                 <w:rFonts w:ascii="Arial" w:hAnsi="Arial"/>
-                <w:color w:val="333333"/>
-                <w:sz w:val="18"/>
+                <w:b/>
+                <w:sz w:val="16"/>
               </w:rPr>
               <w:t>TC-03</w:t>
             </w:r>
@@ -2273,20 +1934,19 @@
         </w:tc>
         <w:tc>
           <w:tcPr>
-            <w:tcW w:type="dxa" w:w="2304"/>
+            <w:tcW w:type="dxa" w:w="1584"/>
             <w:tcMar>
-              <w:top w:w="80" w:type="dxa"/>
-              <w:bottom w:w="80" w:type="dxa"/>
-              <w:left w:w="120" w:type="dxa"/>
-              <w:right w:w="120" w:type="dxa"/>
+              <w:top w:w="60" w:type="dxa"/>
+              <w:bottom w:w="60" w:type="dxa"/>
+              <w:left w:w="80" w:type="dxa"/>
+              <w:right w:w="80" w:type="dxa"/>
             </w:tcMar>
           </w:tcPr>
           <w:p>
             <w:r>
               <w:rPr>
                 <w:rFonts w:ascii="Arial" w:hAnsi="Arial"/>
-                <w:color w:val="333333"/>
-                <w:sz w:val="18"/>
+                <w:sz w:val="16"/>
               </w:rPr>
               <w:t>Array Filter &amp; Map</w:t>
             </w:r>
@@ -2294,43 +1954,83 @@
         </w:tc>
         <w:tc>
           <w:tcPr>
-            <w:tcW w:type="dxa" w:w="2592"/>
+            <w:tcW w:type="dxa" w:w="1584"/>
             <w:tcMar>
-              <w:top w:w="80" w:type="dxa"/>
-              <w:bottom w:w="80" w:type="dxa"/>
-              <w:left w:w="120" w:type="dxa"/>
-              <w:right w:w="120" w:type="dxa"/>
+              <w:top w:w="60" w:type="dxa"/>
+              <w:bottom w:w="60" w:type="dxa"/>
+              <w:left w:w="80" w:type="dxa"/>
+              <w:right w:w="80" w:type="dxa"/>
             </w:tcMar>
           </w:tcPr>
           <w:p>
             <w:r>
               <w:rPr>
                 <w:rFonts w:ascii="Arial" w:hAnsi="Arial"/>
-                <w:color w:val="333333"/>
-                <w:sz w:val="18"/>
+                <w:sz w:val="16"/>
               </w:rPr>
-              <w:t>filter(num &gt; 20) &amp; map(num * 2)</w:t>
+              <w:t>Execute .filter() and .map()</w:t>
+            </w:r>
+          </w:p>
+        </w:tc>
+        <w:tc>
+          <w:tcPr>
+            <w:tcW w:type="dxa" w:w="2016"/>
+            <w:tcMar>
+              <w:top w:w="60" w:type="dxa"/>
+              <w:bottom w:w="60" w:type="dxa"/>
+              <w:left w:w="80" w:type="dxa"/>
+              <w:right w:w="80" w:type="dxa"/>
+            </w:tcMar>
+          </w:tcPr>
+          <w:p>
+            <w:r>
+              <w:rPr>
+                <w:rFonts w:ascii="Arial" w:hAnsi="Arial"/>
+                <w:sz w:val="16"/>
+              </w:rPr>
+              <w:t>Transformed new array created without mutating original</w:t>
             </w:r>
           </w:p>
         </w:tc>
         <w:tc>
           <w:tcPr>
             <w:tcW w:type="dxa" w:w="2880"/>
-            <w:tcMar>
-              <w:top w:w="80" w:type="dxa"/>
-              <w:bottom w:w="80" w:type="dxa"/>
-              <w:left w:w="120" w:type="dxa"/>
-              <w:right w:w="120" w:type="dxa"/>
-            </w:tcMar>
           </w:tcPr>
           <w:p>
+            <w:r/>
             <w:r>
-              <w:rPr>
-                <w:rFonts w:ascii="Arial" w:hAnsi="Arial"/>
-                <w:color w:val="333333"/>
-                <w:sz w:val="18"/>
-              </w:rPr>
-              <w:t>Returns filtered array [30, 40, 80, 100] and doubled values</w:t>
+              <w:drawing>
+                <wp:inline xmlns:a="http://schemas.openxmlformats.org/drawingml/2006/main" xmlns:pic="http://schemas.openxmlformats.org/drawingml/2006/picture">
+                  <wp:extent cx="1691640" cy="113912"/>
+                  <wp:docPr id="3" name="Picture 3"/>
+                  <wp:cNvGraphicFramePr>
+                    <a:graphicFrameLocks noChangeAspect="1"/>
+                  </wp:cNvGraphicFramePr>
+                  <a:graphic>
+                    <a:graphicData uri="http://schemas.openxmlformats.org/drawingml/2006/picture">
+                      <pic:pic>
+                        <pic:nvPicPr>
+                          <pic:cNvPr id="0" name="exp3_tc3.png"/>
+                          <pic:cNvPicPr/>
+                        </pic:nvPicPr>
+                        <pic:blipFill>
+                          <a:blip r:embed="rId11"/>
+                          <a:stretch>
+                            <a:fillRect/>
+                          </a:stretch>
+                        </pic:blipFill>
+                        <pic:spPr>
+                          <a:xfrm>
+                            <a:off x="0" y="0"/>
+                            <a:ext cx="1691640" cy="113912"/>
+                          </a:xfrm>
+                          <a:prstGeom prst="rect"/>
+                        </pic:spPr>
+                      </pic:pic>
+                    </a:graphicData>
+                  </a:graphic>
+                </wp:inline>
+              </w:drawing>
             </w:r>
           </w:p>
         </w:tc>
@@ -2338,10 +2038,10 @@
           <w:tcPr>
             <w:tcW w:type="dxa" w:w="864"/>
             <w:tcMar>
-              <w:top w:w="80" w:type="dxa"/>
-              <w:bottom w:w="80" w:type="dxa"/>
-              <w:left w:w="120" w:type="dxa"/>
-              <w:right w:w="120" w:type="dxa"/>
+              <w:top w:w="60" w:type="dxa"/>
+              <w:bottom w:w="60" w:type="dxa"/>
+              <w:left w:w="80" w:type="dxa"/>
+              <w:right w:w="80" w:type="dxa"/>
             </w:tcMar>
           </w:tcPr>
           <w:p>
@@ -2350,7 +2050,7 @@
                 <w:rFonts w:ascii="Arial" w:hAnsi="Arial"/>
                 <w:b/>
                 <w:color w:val="1B5E20"/>
-                <w:sz w:val="18"/>
+                <w:sz w:val="16"/>
               </w:rPr>
               <w:t>Pass</w:t>
             </w:r>
@@ -2360,20 +2060,20 @@
       <w:tr>
         <w:tc>
           <w:tcPr>
-            <w:tcW w:type="dxa" w:w="1152"/>
+            <w:tcW w:type="dxa" w:w="864"/>
             <w:tcMar>
-              <w:top w:w="80" w:type="dxa"/>
-              <w:bottom w:w="80" w:type="dxa"/>
-              <w:left w:w="120" w:type="dxa"/>
-              <w:right w:w="120" w:type="dxa"/>
+              <w:top w:w="60" w:type="dxa"/>
+              <w:bottom w:w="60" w:type="dxa"/>
+              <w:left w:w="80" w:type="dxa"/>
+              <w:right w:w="80" w:type="dxa"/>
             </w:tcMar>
           </w:tcPr>
           <w:p>
             <w:r>
               <w:rPr>
                 <w:rFonts w:ascii="Arial" w:hAnsi="Arial"/>
-                <w:color w:val="333333"/>
-                <w:sz w:val="18"/>
+                <w:b/>
+                <w:sz w:val="16"/>
               </w:rPr>
               <w:t>TC-04</w:t>
             </w:r>
@@ -2381,64 +2081,103 @@
         </w:tc>
         <w:tc>
           <w:tcPr>
-            <w:tcW w:type="dxa" w:w="2304"/>
+            <w:tcW w:type="dxa" w:w="1584"/>
             <w:tcMar>
-              <w:top w:w="80" w:type="dxa"/>
-              <w:bottom w:w="80" w:type="dxa"/>
-              <w:left w:w="120" w:type="dxa"/>
-              <w:right w:w="120" w:type="dxa"/>
+              <w:top w:w="60" w:type="dxa"/>
+              <w:bottom w:w="60" w:type="dxa"/>
+              <w:left w:w="80" w:type="dxa"/>
+              <w:right w:w="80" w:type="dxa"/>
             </w:tcMar>
           </w:tcPr>
           <w:p>
             <w:r>
               <w:rPr>
                 <w:rFonts w:ascii="Arial" w:hAnsi="Arial"/>
-                <w:color w:val="333333"/>
-                <w:sz w:val="18"/>
+                <w:sz w:val="16"/>
               </w:rPr>
-              <w:t>Object Array Find &amp; Some</w:t>
+              <w:t>Discount Calculation</w:t>
             </w:r>
           </w:p>
         </w:tc>
         <w:tc>
           <w:tcPr>
-            <w:tcW w:type="dxa" w:w="2592"/>
+            <w:tcW w:type="dxa" w:w="1584"/>
             <w:tcMar>
-              <w:top w:w="80" w:type="dxa"/>
-              <w:bottom w:w="80" w:type="dxa"/>
-              <w:left w:w="120" w:type="dxa"/>
-              <w:right w:w="120" w:type="dxa"/>
+              <w:top w:w="60" w:type="dxa"/>
+              <w:bottom w:w="60" w:type="dxa"/>
+              <w:left w:w="80" w:type="dxa"/>
+              <w:right w:w="80" w:type="dxa"/>
             </w:tcMar>
           </w:tcPr>
           <w:p>
             <w:r>
               <w:rPr>
                 <w:rFonts w:ascii="Arial" w:hAnsi="Arial"/>
-                <w:color w:val="333333"/>
-                <w:sz w:val="18"/>
+                <w:sz w:val="16"/>
               </w:rPr>
-              <w:t>cart.find(id === 103); cart.some(price &gt; 200)</w:t>
+              <w:t>Call calcDiscount(100, 15)</w:t>
+            </w:r>
+          </w:p>
+        </w:tc>
+        <w:tc>
+          <w:tcPr>
+            <w:tcW w:type="dxa" w:w="2016"/>
+            <w:tcMar>
+              <w:top w:w="60" w:type="dxa"/>
+              <w:bottom w:w="60" w:type="dxa"/>
+              <w:left w:w="80" w:type="dxa"/>
+              <w:right w:w="80" w:type="dxa"/>
+            </w:tcMar>
+          </w:tcPr>
+          <w:p>
+            <w:r>
+              <w:rPr>
+                <w:rFonts w:ascii="Arial" w:hAnsi="Arial"/>
+                <w:sz w:val="16"/>
+              </w:rPr>
+              <w:t>Returns exact discounted value 85</w:t>
             </w:r>
           </w:p>
         </w:tc>
         <w:tc>
           <w:tcPr>
             <w:tcW w:type="dxa" w:w="2880"/>
-            <w:tcMar>
-              <w:top w:w="80" w:type="dxa"/>
-              <w:bottom w:w="80" w:type="dxa"/>
-              <w:left w:w="120" w:type="dxa"/>
-              <w:right w:w="120" w:type="dxa"/>
-            </w:tcMar>
           </w:tcPr>
           <w:p>
+            <w:r/>
             <w:r>
-              <w:rPr>
-                <w:rFonts w:ascii="Arial" w:hAnsi="Arial"/>
-                <w:color w:val="333333"/>
-                <w:sz w:val="18"/>
-              </w:rPr>
-              <w:t>Finds 'USB-C Cable' and validates expensive items exist (true)</w:t>
+              <w:drawing>
+                <wp:inline xmlns:a="http://schemas.openxmlformats.org/drawingml/2006/main" xmlns:pic="http://schemas.openxmlformats.org/drawingml/2006/picture">
+                  <wp:extent cx="1691640" cy="133523"/>
+                  <wp:docPr id="4" name="Picture 4"/>
+                  <wp:cNvGraphicFramePr>
+                    <a:graphicFrameLocks noChangeAspect="1"/>
+                  </wp:cNvGraphicFramePr>
+                  <a:graphic>
+                    <a:graphicData uri="http://schemas.openxmlformats.org/drawingml/2006/picture">
+                      <pic:pic>
+                        <pic:nvPicPr>
+                          <pic:cNvPr id="0" name="exp3_tc4.png"/>
+                          <pic:cNvPicPr/>
+                        </pic:nvPicPr>
+                        <pic:blipFill>
+                          <a:blip r:embed="rId12"/>
+                          <a:stretch>
+                            <a:fillRect/>
+                          </a:stretch>
+                        </pic:blipFill>
+                        <pic:spPr>
+                          <a:xfrm>
+                            <a:off x="0" y="0"/>
+                            <a:ext cx="1691640" cy="133523"/>
+                          </a:xfrm>
+                          <a:prstGeom prst="rect"/>
+                        </pic:spPr>
+                      </pic:pic>
+                    </a:graphicData>
+                  </a:graphic>
+                </wp:inline>
+              </w:drawing>
             </w:r>
           </w:p>
         </w:tc>
@@ -2446,10 +2185,10 @@
           <w:tcPr>
             <w:tcW w:type="dxa" w:w="864"/>
             <w:tcMar>
-              <w:top w:w="80" w:type="dxa"/>
-              <w:bottom w:w="80" w:type="dxa"/>
-              <w:left w:w="120" w:type="dxa"/>
-              <w:right w:w="120" w:type="dxa"/>
+              <w:top w:w="60" w:type="dxa"/>
+              <w:bottom w:w="60" w:type="dxa"/>
+              <w:left w:w="80" w:type="dxa"/>
+              <w:right w:w="80" w:type="dxa"/>
             </w:tcMar>
           </w:tcPr>
           <w:p>
@@ -2458,7 +2197,7 @@
                 <w:rFonts w:ascii="Arial" w:hAnsi="Arial"/>
                 <w:b/>
                 <w:color w:val="1B5E20"/>
-                <w:sz w:val="18"/>
+                <w:sz w:val="16"/>
               </w:rPr>
               <w:t>Pass</w:t>
             </w:r>
@@ -2468,20 +2207,20 @@
       <w:tr>
         <w:tc>
           <w:tcPr>
-            <w:tcW w:type="dxa" w:w="1152"/>
+            <w:tcW w:type="dxa" w:w="864"/>
             <w:tcMar>
-              <w:top w:w="80" w:type="dxa"/>
-              <w:bottom w:w="80" w:type="dxa"/>
-              <w:left w:w="120" w:type="dxa"/>
-              <w:right w:w="120" w:type="dxa"/>
+              <w:top w:w="60" w:type="dxa"/>
+              <w:bottom w:w="60" w:type="dxa"/>
+              <w:left w:w="80" w:type="dxa"/>
+              <w:right w:w="80" w:type="dxa"/>
             </w:tcMar>
           </w:tcPr>
           <w:p>
             <w:r>
               <w:rPr>
                 <w:rFonts w:ascii="Arial" w:hAnsi="Arial"/>
-                <w:color w:val="333333"/>
-                <w:sz w:val="18"/>
+                <w:b/>
+                <w:sz w:val="16"/>
               </w:rPr>
               <w:t>TC-05</w:t>
             </w:r>
@@ -2489,64 +2228,103 @@
         </w:tc>
         <w:tc>
           <w:tcPr>
-            <w:tcW w:type="dxa" w:w="2304"/>
+            <w:tcW w:type="dxa" w:w="1584"/>
             <w:tcMar>
-              <w:top w:w="80" w:type="dxa"/>
-              <w:bottom w:w="80" w:type="dxa"/>
-              <w:left w:w="120" w:type="dxa"/>
-              <w:right w:w="120" w:type="dxa"/>
+              <w:top w:w="60" w:type="dxa"/>
+              <w:bottom w:w="60" w:type="dxa"/>
+              <w:left w:w="80" w:type="dxa"/>
+              <w:right w:w="80" w:type="dxa"/>
             </w:tcMar>
           </w:tcPr>
           <w:p>
             <w:r>
               <w:rPr>
                 <w:rFonts w:ascii="Arial" w:hAnsi="Arial"/>
-                <w:color w:val="333333"/>
-                <w:sz w:val="18"/>
+                <w:sz w:val="16"/>
               </w:rPr>
-              <w:t>Discount Calculation</w:t>
+              <w:t>Invalid Type Calculation</w:t>
             </w:r>
           </w:p>
         </w:tc>
         <w:tc>
           <w:tcPr>
-            <w:tcW w:type="dxa" w:w="2592"/>
+            <w:tcW w:type="dxa" w:w="1584"/>
             <w:tcMar>
-              <w:top w:w="80" w:type="dxa"/>
-              <w:bottom w:w="80" w:type="dxa"/>
-              <w:left w:w="120" w:type="dxa"/>
-              <w:right w:w="120" w:type="dxa"/>
+              <w:top w:w="60" w:type="dxa"/>
+              <w:bottom w:w="60" w:type="dxa"/>
+              <w:left w:w="80" w:type="dxa"/>
+              <w:right w:w="80" w:type="dxa"/>
             </w:tcMar>
           </w:tcPr>
           <w:p>
             <w:r>
               <w:rPr>
                 <w:rFonts w:ascii="Arial" w:hAnsi="Arial"/>
-                <w:color w:val="333333"/>
-                <w:sz w:val="18"/>
+                <w:sz w:val="16"/>
               </w:rPr>
-              <w:t>calculateDiscount(1000, 15)</w:t>
+              <w:t>Call calcDiscount('invalid', 10)</w:t>
+            </w:r>
+          </w:p>
+        </w:tc>
+        <w:tc>
+          <w:tcPr>
+            <w:tcW w:type="dxa" w:w="2016"/>
+            <w:tcMar>
+              <w:top w:w="60" w:type="dxa"/>
+              <w:bottom w:w="60" w:type="dxa"/>
+              <w:left w:w="80" w:type="dxa"/>
+              <w:right w:w="80" w:type="dxa"/>
+            </w:tcMar>
+          </w:tcPr>
+          <w:p>
+            <w:r>
+              <w:rPr>
+                <w:rFonts w:ascii="Arial" w:hAnsi="Arial"/>
+                <w:sz w:val="16"/>
+              </w:rPr>
+              <w:t>Calculation fails returning NaN due to numeric type mismatch</w:t>
             </w:r>
           </w:p>
         </w:tc>
         <w:tc>
           <w:tcPr>
             <w:tcW w:type="dxa" w:w="2880"/>
-            <w:tcMar>
-              <w:top w:w="80" w:type="dxa"/>
-              <w:bottom w:w="80" w:type="dxa"/>
-              <w:left w:w="120" w:type="dxa"/>
-              <w:right w:w="120" w:type="dxa"/>
-            </w:tcMar>
           </w:tcPr>
           <w:p>
+            <w:r/>
             <w:r>
-              <w:rPr>
-                <w:rFonts w:ascii="Arial" w:hAnsi="Arial"/>
-                <w:color w:val="333333"/>
-                <w:sz w:val="18"/>
-              </w:rPr>
-              <w:t>Correctly computes savings ($150) and returns final price $850</w:t>
+              <w:drawing>
+                <wp:inline xmlns:a="http://schemas.openxmlformats.org/drawingml/2006/main" xmlns:pic="http://schemas.openxmlformats.org/drawingml/2006/picture">
+                  <wp:extent cx="1691640" cy="451104"/>
+                  <wp:docPr id="5" name="Picture 5"/>
+                  <wp:cNvGraphicFramePr>
+                    <a:graphicFrameLocks noChangeAspect="1"/>
+                  </wp:cNvGraphicFramePr>
+                  <a:graphic>
+                    <a:graphicData uri="http://schemas.openxmlformats.org/drawingml/2006/picture">
+                      <pic:pic>
+                        <pic:nvPicPr>
+                          <pic:cNvPr id="0" name="exp3_tc5.png"/>
+                          <pic:cNvPicPr/>
+                        </pic:nvPicPr>
+                        <pic:blipFill>
+                          <a:blip r:embed="rId13"/>
+                          <a:stretch>
+                            <a:fillRect/>
+                          </a:stretch>
+                        </pic:blipFill>
+                        <pic:spPr>
+                          <a:xfrm>
+                            <a:off x="0" y="0"/>
+                            <a:ext cx="1691640" cy="451104"/>
+                          </a:xfrm>
+                          <a:prstGeom prst="rect"/>
+                        </pic:spPr>
+                      </pic:pic>
+                    </a:graphicData>
+                  </a:graphic>
+                </wp:inline>
+              </w:drawing>
             </w:r>
           </w:p>
         </w:tc>
@@ -2554,10 +2332,10 @@
           <w:tcPr>
             <w:tcW w:type="dxa" w:w="864"/>
             <w:tcMar>
-              <w:top w:w="80" w:type="dxa"/>
-              <w:bottom w:w="80" w:type="dxa"/>
-              <w:left w:w="120" w:type="dxa"/>
-              <w:right w:w="120" w:type="dxa"/>
+              <w:top w:w="60" w:type="dxa"/>
+              <w:bottom w:w="60" w:type="dxa"/>
+              <w:left w:w="80" w:type="dxa"/>
+              <w:right w:w="80" w:type="dxa"/>
             </w:tcMar>
           </w:tcPr>
           <w:p>
@@ -2565,118 +2343,10 @@
               <w:rPr>
                 <w:rFonts w:ascii="Arial" w:hAnsi="Arial"/>
                 <w:b/>
-                <w:color w:val="1B5E20"/>
-                <w:sz w:val="18"/>
+                <w:color w:val="D32F2F"/>
+                <w:sz w:val="16"/>
               </w:rPr>
-              <w:t>Pass</w:t>
-            </w:r>
-          </w:p>
-        </w:tc>
-      </w:tr>
-      <w:tr>
-        <w:tc>
-          <w:tcPr>
-            <w:tcW w:type="dxa" w:w="1152"/>
-            <w:tcMar>
-              <w:top w:w="80" w:type="dxa"/>
-              <w:bottom w:w="80" w:type="dxa"/>
-              <w:left w:w="120" w:type="dxa"/>
-              <w:right w:w="120" w:type="dxa"/>
-            </w:tcMar>
-          </w:tcPr>
-          <w:p>
-            <w:r>
-              <w:rPr>
-                <w:rFonts w:ascii="Arial" w:hAnsi="Arial"/>
-                <w:color w:val="333333"/>
-                <w:sz w:val="18"/>
-              </w:rPr>
-              <w:t>TC-06</w:t>
-            </w:r>
-          </w:p>
-        </w:tc>
-        <w:tc>
-          <w:tcPr>
-            <w:tcW w:type="dxa" w:w="2304"/>
-            <w:tcMar>
-              <w:top w:w="80" w:type="dxa"/>
-              <w:bottom w:w="80" w:type="dxa"/>
-              <w:left w:w="120" w:type="dxa"/>
-              <w:right w:w="120" w:type="dxa"/>
-            </w:tcMar>
-          </w:tcPr>
-          <w:p>
-            <w:r>
-              <w:rPr>
-                <w:rFonts w:ascii="Arial" w:hAnsi="Arial"/>
-                <w:color w:val="333333"/>
-                <w:sz w:val="18"/>
-              </w:rPr>
-              <w:t>Temperature &amp; Handle Formatting</w:t>
-            </w:r>
-          </w:p>
-        </w:tc>
-        <w:tc>
-          <w:tcPr>
-            <w:tcW w:type="dxa" w:w="2592"/>
-            <w:tcMar>
-              <w:top w:w="80" w:type="dxa"/>
-              <w:bottom w:w="80" w:type="dxa"/>
-              <w:left w:w="120" w:type="dxa"/>
-              <w:right w:w="120" w:type="dxa"/>
-            </w:tcMar>
-          </w:tcPr>
-          <w:p>
-            <w:r>
-              <w:rPr>
-                <w:rFonts w:ascii="Arial" w:hAnsi="Arial"/>
-                <w:color w:val="333333"/>
-                <w:sz w:val="18"/>
-              </w:rPr>
-              <w:t>fahrenheitToCelsius(75); formatUserHandle(' JohnDoe ', 'Admin')</w:t>
-            </w:r>
-          </w:p>
-        </w:tc>
-        <w:tc>
-          <w:tcPr>
-            <w:tcW w:type="dxa" w:w="2880"/>
-            <w:tcMar>
-              <w:top w:w="80" w:type="dxa"/>
-              <w:bottom w:w="80" w:type="dxa"/>
-              <w:left w:w="120" w:type="dxa"/>
-              <w:right w:w="120" w:type="dxa"/>
-            </w:tcMar>
-          </w:tcPr>
-          <w:p>
-            <w:r>
-              <w:rPr>
-                <w:rFonts w:ascii="Arial" w:hAnsi="Arial"/>
-                <w:color w:val="333333"/>
-                <w:sz w:val="18"/>
-              </w:rPr>
-              <w:t>Computes 23.9 °C and returns formatted string '@johndoe [ADMIN]'</w:t>
-            </w:r>
-          </w:p>
-        </w:tc>
-        <w:tc>
-          <w:tcPr>
-            <w:tcW w:type="dxa" w:w="864"/>
-            <w:tcMar>
-              <w:top w:w="80" w:type="dxa"/>
-              <w:bottom w:w="80" w:type="dxa"/>
-              <w:left w:w="120" w:type="dxa"/>
-              <w:right w:w="120" w:type="dxa"/>
-            </w:tcMar>
-          </w:tcPr>
-          <w:p>
-            <w:r>
-              <w:rPr>
-                <w:rFonts w:ascii="Arial" w:hAnsi="Arial"/>
-                <w:b/>
-                <w:color w:val="1B5E20"/>
-                <w:sz w:val="18"/>
-              </w:rPr>
-              <w:t>Pass</w:t>
+              <w:t>Fail</w:t>
             </w:r>
           </w:p>
         </w:tc>
@@ -2684,14 +2354,9 @@
     </w:tbl>
     <w:p>
       <w:pPr>
-        <w:spacing w:after="80"/>
-      </w:pPr>
-    </w:p>
-    <w:p>
-      <w:pPr>
-        <w:spacing w:before="120" w:after="120"/>
+        <w:spacing w:before="80" w:after="80"/>
         <w:pBdr>
-          <w:bottom w:val="single" w:sz="6" w:space="1" w:color="D0D0D0"/>
+          <w:bottom w:val="single" w:sz="6" w:space="1" w:color="CCCCCC"/>
         </w:pBdr>
       </w:pPr>
     </w:p>
@@ -2703,13 +2368,13 @@
     <w:p>
       <w:pPr>
         <w:keepNext/>
-        <w:spacing w:before="240" w:after="80"/>
+        <w:spacing w:before="160" w:after="60"/>
       </w:pPr>
       <w:r>
         <w:rPr>
           <w:rFonts w:ascii="Arial" w:hAnsi="Arial"/>
           <w:b/>
-          <w:color w:val="111111"/>
+          <w:color w:val="000000"/>
           <w:sz w:val="26"/>
         </w:rPr>
         <w:t>9. OUTPUT</w:t>
@@ -2717,13 +2382,13 @@
     </w:p>
     <w:p>
       <w:pPr>
-        <w:spacing w:before="40" w:after="80" w:line="276" w:lineRule="auto"/>
+        <w:spacing w:before="40" w:after="60" w:line="276" w:lineRule="auto"/>
       </w:pPr>
       <w:r>
         <w:rPr>
           <w:rFonts w:ascii="Arial" w:hAnsi="Arial"/>
           <w:b/>
-          <w:color w:val="222222"/>
+          <w:color w:val="000000"/>
           <w:sz w:val="20"/>
         </w:rPr>
         <w:t>Output: Node.js Terminal Execution Output</w:t>
@@ -2738,14 +2403,14 @@
     </w:p>
     <w:p>
       <w:pPr>
-        <w:spacing w:before="160" w:after="80"/>
+        <w:spacing w:before="120" w:after="80"/>
         <w:jc w:val="center"/>
       </w:pPr>
       <w:r>
         <w:drawing>
           <wp:inline xmlns:a="http://schemas.openxmlformats.org/drawingml/2006/main" xmlns:pic="http://schemas.openxmlformats.org/drawingml/2006/picture">
             <wp:extent cx="5669280" cy="1270147"/>
-            <wp:docPr id="1" name="Picture 1"/>
+            <wp:docPr id="6" name="Picture 6"/>
             <wp:cNvGraphicFramePr>
               <a:graphicFrameLocks noChangeAspect="1"/>
             </wp:cNvGraphicFramePr>
@@ -2757,7 +2422,7 @@
                     <pic:cNvPicPr/>
                   </pic:nvPicPr>
                   <pic:blipFill>
-                    <a:blip r:embed="rId9"/>
+                    <a:blip r:embed="rId14"/>
                     <a:stretch>
                       <a:fillRect/>
                     </a:stretch>
@@ -2792,63 +2457,9 @@
     </w:p>
     <w:p>
       <w:pPr>
-        <w:spacing w:before="160" w:after="80"/>
-        <w:jc w:val="center"/>
-      </w:pPr>
-      <w:r>
-        <w:drawing>
-          <wp:inline xmlns:a="http://schemas.openxmlformats.org/drawingml/2006/main" xmlns:pic="http://schemas.openxmlformats.org/drawingml/2006/picture">
-            <wp:extent cx="5669280" cy="898488"/>
-            <wp:docPr id="2" name="Picture 2"/>
-            <wp:cNvGraphicFramePr>
-              <a:graphicFrameLocks noChangeAspect="1"/>
-            </wp:cNvGraphicFramePr>
-            <a:graphic>
-              <a:graphicData uri="http://schemas.openxmlformats.org/drawingml/2006/picture">
-                <pic:pic>
-                  <pic:nvPicPr>
-                    <pic:cNvPr id="0" name="Screenshot 2026-08-16 224037.png"/>
-                    <pic:cNvPicPr/>
-                  </pic:nvPicPr>
-                  <pic:blipFill>
-                    <a:blip r:embed="rId10"/>
-                    <a:stretch>
-                      <a:fillRect/>
-                    </a:stretch>
-                  </pic:blipFill>
-                  <pic:spPr>
-                    <a:xfrm>
-                      <a:off x="0" y="0"/>
-                      <a:ext cx="5669280" cy="898488"/>
-                    </a:xfrm>
-                    <a:prstGeom prst="rect"/>
-                  </pic:spPr>
-                </pic:pic>
-              </a:graphicData>
-            </a:graphic>
-          </wp:inline>
-        </w:drawing>
-      </w:r>
-    </w:p>
-    <w:p>
-      <w:pPr>
-        <w:jc w:val="center"/>
-      </w:pPr>
-      <w:r>
-        <w:rPr>
-          <w:rFonts w:ascii="Arial" w:hAnsi="Arial"/>
-          <w:i/>
-          <w:color w:val="666666"/>
-          <w:sz w:val="17"/>
-        </w:rPr>
-        <w:t>Figure 2: Node.js terminal output for functions.js execution.</w:t>
-      </w:r>
-    </w:p>
-    <w:p>
-      <w:pPr>
-        <w:spacing w:before="120" w:after="120"/>
+        <w:spacing w:before="80" w:after="80"/>
         <w:pBdr>
-          <w:bottom w:val="single" w:sz="6" w:space="1" w:color="D0D0D0"/>
+          <w:bottom w:val="single" w:sz="6" w:space="1" w:color="CCCCCC"/>
         </w:pBdr>
       </w:pPr>
     </w:p>
@@ -2860,13 +2471,13 @@
     <w:p>
       <w:pPr>
         <w:keepNext/>
-        <w:spacing w:before="240" w:after="80"/>
+        <w:spacing w:before="160" w:after="60"/>
       </w:pPr>
       <w:r>
         <w:rPr>
           <w:rFonts w:ascii="Arial" w:hAnsi="Arial"/>
           <w:b/>
-          <w:color w:val="111111"/>
+          <w:color w:val="000000"/>
           <w:sz w:val="26"/>
         </w:rPr>
         <w:t>10. RESULT</w:t>
@@ -2874,7 +2485,7 @@
     </w:p>
     <w:p>
       <w:pPr>
-        <w:spacing w:before="40" w:after="80" w:line="276" w:lineRule="auto"/>
+        <w:spacing w:before="40" w:after="60" w:line="276" w:lineRule="auto"/>
       </w:pPr>
       <w:r>
         <w:rPr>
@@ -2887,21 +2498,21 @@
     </w:p>
     <w:p>
       <w:pPr>
-        <w:spacing w:before="120" w:after="120"/>
+        <w:spacing w:before="80" w:after="80"/>
         <w:pBdr>
-          <w:bottom w:val="single" w:sz="6" w:space="1" w:color="D0D0D0"/>
+          <w:bottom w:val="single" w:sz="6" w:space="1" w:color="CCCCCC"/>
         </w:pBdr>
       </w:pPr>
     </w:p>
     <w:p>
       <w:pPr>
-        <w:spacing w:before="40" w:after="80" w:line="276" w:lineRule="auto"/>
+        <w:spacing w:before="40" w:after="60" w:line="276" w:lineRule="auto"/>
       </w:pPr>
       <w:r>
         <w:rPr>
           <w:rFonts w:ascii="Arial" w:hAnsi="Arial"/>
           <w:b/>
-          <w:color w:val="222222"/>
+          <w:color w:val="000000"/>
           <w:sz w:val="20"/>
         </w:rPr>
         <w:t>Submission Package Structure:</w:t>
@@ -2916,7 +2527,7 @@
     </w:p>
     <w:p>
       <w:pPr>
-        <w:spacing w:before="80" w:after="160"/>
+        <w:spacing w:before="80" w:after="120"/>
         <w:ind w:left="288"/>
       </w:pPr>
       <w:r>
